--- a/Nika/print/rankings/by_cat_all.docx
+++ b/Nika/print/rankings/by_cat_all.docx
@@ -149,7 +149,7 @@
                 <w:sz w:val="20"/>
                 <w:szCs w:val="20"/>
               </w:rPr>
-              <w:t xml:space="preserve">215</w:t>
+              <w:t xml:space="preserve">216</w:t>
             </w:r>
           </w:p>
         </w:tc>
@@ -171,7 +171,7 @@
                 <w:sz w:val="20"/>
                 <w:szCs w:val="20"/>
               </w:rPr>
-              <w:t xml:space="preserve">147</w:t>
+              <w:t xml:space="preserve">148</w:t>
             </w:r>
           </w:p>
         </w:tc>
@@ -239,7 +239,7 @@
                 <w:sz w:val="20"/>
                 <w:szCs w:val="20"/>
               </w:rPr>
-              <w:t xml:space="preserve">132</w:t>
+              <w:t xml:space="preserve">137</w:t>
             </w:r>
           </w:p>
         </w:tc>
@@ -261,7 +261,7 @@
                 <w:sz w:val="20"/>
                 <w:szCs w:val="20"/>
               </w:rPr>
-              <w:t xml:space="preserve">92</w:t>
+              <w:t xml:space="preserve">96</w:t>
             </w:r>
           </w:p>
         </w:tc>
@@ -283,7 +283,7 @@
                 <w:sz w:val="20"/>
                 <w:szCs w:val="20"/>
               </w:rPr>
-              <w:t xml:space="preserve">40</w:t>
+              <w:t xml:space="preserve">41</w:t>
             </w:r>
           </w:p>
         </w:tc>
@@ -329,7 +329,7 @@
                 <w:sz w:val="20"/>
                 <w:szCs w:val="20"/>
               </w:rPr>
-              <w:t xml:space="preserve">215</w:t>
+              <w:t xml:space="preserve">138</w:t>
             </w:r>
           </w:p>
         </w:tc>
@@ -351,7 +351,7 @@
                 <w:sz w:val="20"/>
                 <w:szCs w:val="20"/>
               </w:rPr>
-              <w:t xml:space="preserve">147</w:t>
+              <w:t xml:space="preserve">97</w:t>
             </w:r>
           </w:p>
         </w:tc>
@@ -373,7 +373,7 @@
                 <w:sz w:val="20"/>
                 <w:szCs w:val="20"/>
               </w:rPr>
-              <w:t xml:space="preserve">68</w:t>
+              <w:t xml:space="preserve">41</w:t>
             </w:r>
           </w:p>
         </w:tc>
@@ -775,28 +775,6 @@
                 <w:sz w:val="20"/>
                 <w:szCs w:val="20"/>
               </w:rPr>
-              <w:t xml:space="preserve">9</w:t>
-            </w:r>
-          </w:p>
-        </w:tc>
-        <w:tc>
-          <w:tcPr>
-            <w:tcW w:w="2303" w:type="dxa"/>
-          </w:tcPr>
-          <w:p>
-            <w:pPr>
-              <w:rPr>
-                <w:rFonts w:ascii="Times New Roman" w:hAnsi="Times New Roman" w:cs="Times New Roman"/>
-                <w:sz w:val="20"/>
-                <w:szCs w:val="20"/>
-              </w:rPr>
-            </w:pPr>
-            <w:r>
-              <w:rPr>
-                <w:rFonts w:ascii="Times New Roman" w:hAnsi="Times New Roman" w:cs="Times New Roman"/>
-                <w:sz w:val="20"/>
-                <w:szCs w:val="20"/>
-              </w:rPr>
               <w:t xml:space="preserve">4</w:t>
             </w:r>
           </w:p>
@@ -819,7 +797,29 @@
                 <w:sz w:val="20"/>
                 <w:szCs w:val="20"/>
               </w:rPr>
-              <w:t xml:space="preserve">5</w:t>
+              <w:t xml:space="preserve">4</w:t>
+            </w:r>
+          </w:p>
+        </w:tc>
+        <w:tc>
+          <w:tcPr>
+            <w:tcW w:w="2303" w:type="dxa"/>
+          </w:tcPr>
+          <w:p>
+            <w:pPr>
+              <w:rPr>
+                <w:rFonts w:ascii="Times New Roman" w:hAnsi="Times New Roman" w:cs="Times New Roman"/>
+                <w:sz w:val="20"/>
+                <w:szCs w:val="20"/>
+              </w:rPr>
+            </w:pPr>
+            <w:r>
+              <w:rPr>
+                <w:rFonts w:ascii="Times New Roman" w:hAnsi="Times New Roman" w:cs="Times New Roman"/>
+                <w:sz w:val="20"/>
+                <w:szCs w:val="20"/>
+              </w:rPr>
+              <w:t xml:space="preserve">0</w:t>
             </w:r>
           </w:p>
         </w:tc>
@@ -954,7 +954,7 @@
       </w:r>
       <w:r>
         <w:tab/>
-        <w:t xml:space="preserve">0:57:16.0</w:t>
+        <w:t xml:space="preserve">0:56:12.0</w:t>
       </w:r>
       <w:r>
         <w:tab/>
@@ -968,6 +968,51 @@
         <w:br/>
       </w:r>
       <w:r>
+        <w:t xml:space="preserve"/>
+      </w:r>
+      <w:r>
+        <w:t xml:space="preserve"/>
+      </w:r>
+      <w:r>
+        <w:rPr>
+          <w:lang w:val="en-US"/>
+        </w:rPr>
+        <w:t xml:space="preserve"/>
+      </w:r>
+      <w:r>
+        <w:t xml:space="preserve"/>
+      </w:r>
+      <w:r>
+        <w:rPr>
+          <w:lang w:val="en-US"/>
+        </w:rPr>
+        <w:t xml:space="preserve"/>
+      </w:r>
+      <w:r>
+        <w:t xml:space="preserve"/>
+      </w:r>
+      <w:r>
+        <w:rPr>
+          <w:lang w:val="en-US"/>
+        </w:rPr>
+        <w:t xml:space="preserve"/>
+      </w:r>
+      <w:r>
+        <w:t xml:space="preserve"/>
+      </w:r>
+      <w:r>
+        <w:rPr>
+          <w:lang w:val="en-US"/>
+        </w:rPr>
+        <w:t xml:space="preserve"/>
+      </w:r>
+      <w:r>
+        <w:t xml:space="preserve"/>
+      </w:r>
+      <w:r>
+        <w:rPr>
+          <w:lang w:val="en-US"/>
+        </w:rPr>
         <w:t xml:space="preserve"/>
       </w:r>
       <w:r>
@@ -2495,7 +2540,7 @@
                 <w:sz w:val="20"/>
                 <w:szCs w:val="20"/>
               </w:rPr>
-              <w:t xml:space="preserve">9</w:t>
+              <w:t xml:space="preserve">4</w:t>
             </w:r>
           </w:p>
         </w:tc>
@@ -2517,7 +2562,7 @@
                 <w:sz w:val="20"/>
                 <w:szCs w:val="20"/>
               </w:rPr>
-              <w:t xml:space="preserve">8</w:t>
+              <w:t xml:space="preserve">3</w:t>
             </w:r>
           </w:p>
         </w:tc>
@@ -2620,7 +2665,7 @@
       </w:r>
       <w:r>
         <w:tab/>
-        <w:t xml:space="preserve">0:56:03.0</w:t>
+        <w:t xml:space="preserve">0:56:13.0</w:t>
       </w:r>
       <w:r>
         <w:tab/>
@@ -2650,7 +2695,7 @@
       </w:r>
       <w:r>
         <w:tab/>
-        <w:t xml:space="preserve">0:56:20.8</w:t>
+        <w:t xml:space="preserve">0:56:30.8</w:t>
       </w:r>
       <w:r>
         <w:tab/>
@@ -2680,7 +2725,7 @@
       </w:r>
       <w:r>
         <w:tab/>
-        <w:t xml:space="preserve">0:58:00.3</w:t>
+        <w:t xml:space="preserve">0:56:40.3</w:t>
       </w:r>
       <w:r>
         <w:tab/>
@@ -2724,6 +2769,51 @@
         <w:br/>
       </w:r>
       <w:r>
+        <w:t xml:space="preserve"/>
+      </w:r>
+      <w:r>
+        <w:t xml:space="preserve"/>
+      </w:r>
+      <w:r>
+        <w:rPr>
+          <w:lang w:val="en-US"/>
+        </w:rPr>
+        <w:t xml:space="preserve"/>
+      </w:r>
+      <w:r>
+        <w:t xml:space="preserve"/>
+      </w:r>
+      <w:r>
+        <w:rPr>
+          <w:lang w:val="en-US"/>
+        </w:rPr>
+        <w:t xml:space="preserve"/>
+      </w:r>
+      <w:r>
+        <w:t xml:space="preserve"/>
+      </w:r>
+      <w:r>
+        <w:rPr>
+          <w:lang w:val="en-US"/>
+        </w:rPr>
+        <w:t xml:space="preserve"/>
+      </w:r>
+      <w:r>
+        <w:t xml:space="preserve"/>
+      </w:r>
+      <w:r>
+        <w:rPr>
+          <w:lang w:val="en-US"/>
+        </w:rPr>
+        <w:t xml:space="preserve"/>
+      </w:r>
+      <w:r>
+        <w:t xml:space="preserve"/>
+      </w:r>
+      <w:r>
+        <w:rPr>
+          <w:lang w:val="en-US"/>
+        </w:rPr>
         <w:t xml:space="preserve"/>
       </w:r>
       <w:r>
@@ -4035,7 +4125,7 @@
                 <w:sz w:val="20"/>
                 <w:szCs w:val="20"/>
               </w:rPr>
-              <w:t xml:space="preserve">109</w:t>
+              <w:t xml:space="preserve">110</w:t>
             </w:r>
           </w:p>
         </w:tc>
@@ -4057,7 +4147,7 @@
                 <w:sz w:val="20"/>
                 <w:szCs w:val="20"/>
               </w:rPr>
-              <w:t xml:space="preserve">71</w:t>
+              <w:t xml:space="preserve">72</w:t>
             </w:r>
           </w:p>
         </w:tc>
@@ -4125,7 +4215,7 @@
                 <w:sz w:val="20"/>
                 <w:szCs w:val="20"/>
               </w:rPr>
-              <w:t xml:space="preserve">69</w:t>
+              <w:t xml:space="preserve">73</w:t>
             </w:r>
           </w:p>
         </w:tc>
@@ -4147,7 +4237,7 @@
                 <w:sz w:val="20"/>
                 <w:szCs w:val="20"/>
               </w:rPr>
-              <w:t xml:space="preserve">47</w:t>
+              <w:t xml:space="preserve">50</w:t>
             </w:r>
           </w:p>
         </w:tc>
@@ -4169,7 +4259,7 @@
                 <w:sz w:val="20"/>
                 <w:szCs w:val="20"/>
               </w:rPr>
-              <w:t xml:space="preserve">22</w:t>
+              <w:t xml:space="preserve">23</w:t>
             </w:r>
           </w:p>
         </w:tc>
@@ -4215,7 +4305,7 @@
                 <w:sz w:val="20"/>
                 <w:szCs w:val="20"/>
               </w:rPr>
-              <w:t xml:space="preserve">109</w:t>
+              <w:t xml:space="preserve">73</w:t>
             </w:r>
           </w:p>
         </w:tc>
@@ -4237,7 +4327,7 @@
                 <w:sz w:val="20"/>
                 <w:szCs w:val="20"/>
               </w:rPr>
-              <w:t xml:space="preserve">71</w:t>
+              <w:t xml:space="preserve">50</w:t>
             </w:r>
           </w:p>
         </w:tc>
@@ -4259,7 +4349,7 @@
                 <w:sz w:val="20"/>
                 <w:szCs w:val="20"/>
               </w:rPr>
-              <w:t xml:space="preserve">38</w:t>
+              <w:t xml:space="preserve">23</w:t>
             </w:r>
           </w:p>
         </w:tc>
@@ -4676,6 +4766,36 @@
       </w:r>
       <w:r>
         <w:tab/>
+        <w:t xml:space="preserve">0:51:52.1</w:t>
+      </w:r>
+      <w:r>
+        <w:tab/>
+        <w:t xml:space="preserve">48</w:t>
+      </w:r>
+      <w:r>
+        <w:tab/>
+        <w:t xml:space="preserve">Виктор Василев</w:t>
+      </w:r>
+      <w:r>
+        <w:br/>
+      </w:r>
+      <w:r>
+        <w:t xml:space="preserve"/>
+      </w:r>
+      <w:r>
+        <w:t xml:space="preserve"/>
+      </w:r>
+      <w:r>
+        <w:rPr>
+          <w:lang w:val="en-US"/>
+        </w:rPr>
+        <w:t xml:space="preserve"/>
+      </w:r>
+      <w:r>
+        <w:t xml:space="preserve">12</w:t>
+      </w:r>
+      <w:r>
+        <w:tab/>
         <w:t xml:space="preserve">0:52:48.8</w:t>
       </w:r>
       <w:r>
@@ -4702,7 +4822,7 @@
         <w:t xml:space="preserve"/>
       </w:r>
       <w:r>
-        <w:t xml:space="preserve">12</w:t>
+        <w:t xml:space="preserve">13</w:t>
       </w:r>
       <w:r>
         <w:tab/>
@@ -4732,19 +4852,499 @@
         <w:t xml:space="preserve"/>
       </w:r>
       <w:r>
+        <w:t xml:space="preserve">14</w:t>
+      </w:r>
+      <w:r>
+        <w:tab/>
+        <w:t xml:space="preserve">0:54:34.7</w:t>
+      </w:r>
+      <w:r>
+        <w:tab/>
+        <w:t xml:space="preserve">30</w:t>
+      </w:r>
+      <w:r>
+        <w:tab/>
+        <w:t xml:space="preserve">Ангел Праматаров</w:t>
+      </w:r>
+      <w:r>
+        <w:br/>
+      </w:r>
+      <w:r>
+        <w:t xml:space="preserve"/>
+      </w:r>
+      <w:r>
+        <w:t xml:space="preserve"/>
+      </w:r>
+      <w:r>
+        <w:rPr>
+          <w:lang w:val="en-US"/>
+        </w:rPr>
+        <w:t xml:space="preserve"/>
+      </w:r>
+      <w:r>
+        <w:t xml:space="preserve">15</w:t>
+      </w:r>
+      <w:r>
+        <w:tab/>
+        <w:t xml:space="preserve">0:54:54.3</w:t>
+      </w:r>
+      <w:r>
+        <w:tab/>
+        <w:t xml:space="preserve">72</w:t>
+      </w:r>
+      <w:r>
+        <w:tab/>
+        <w:t xml:space="preserve">Диан Стайков</w:t>
+      </w:r>
+      <w:r>
+        <w:br/>
+      </w:r>
+      <w:r>
+        <w:t xml:space="preserve"/>
+      </w:r>
+      <w:r>
+        <w:t xml:space="preserve"/>
+      </w:r>
+      <w:r>
+        <w:rPr>
+          <w:lang w:val="en-US"/>
+        </w:rPr>
+        <w:t xml:space="preserve"/>
+      </w:r>
+      <w:r>
+        <w:t xml:space="preserve">16</w:t>
+      </w:r>
+      <w:r>
+        <w:tab/>
+        <w:t xml:space="preserve">0:55:25.8</w:t>
+      </w:r>
+      <w:r>
+        <w:tab/>
+        <w:t xml:space="preserve">35</w:t>
+      </w:r>
+      <w:r>
+        <w:tab/>
+        <w:t xml:space="preserve">Божидар Иванчев</w:t>
+      </w:r>
+      <w:r>
+        <w:br/>
+      </w:r>
+      <w:r>
+        <w:t xml:space="preserve"/>
+      </w:r>
+      <w:r>
+        <w:t xml:space="preserve"/>
+      </w:r>
+      <w:r>
+        <w:rPr>
+          <w:lang w:val="en-US"/>
+        </w:rPr>
+        <w:t xml:space="preserve"/>
+      </w:r>
+      <w:r>
+        <w:t xml:space="preserve">17</w:t>
+      </w:r>
+      <w:r>
+        <w:tab/>
+        <w:t xml:space="preserve">0:56:02.8</w:t>
+      </w:r>
+      <w:r>
+        <w:tab/>
+        <w:t xml:space="preserve">175</w:t>
+      </w:r>
+      <w:r>
+        <w:tab/>
+        <w:t xml:space="preserve">Аглика Бяндова</w:t>
+      </w:r>
+      <w:r>
+        <w:br/>
+      </w:r>
+      <w:r>
+        <w:t xml:space="preserve"/>
+      </w:r>
+      <w:r>
+        <w:t xml:space="preserve"/>
+      </w:r>
+      <w:r>
+        <w:rPr>
+          <w:lang w:val="en-US"/>
+        </w:rPr>
+        <w:t xml:space="preserve"/>
+      </w:r>
+      <w:r>
+        <w:t xml:space="preserve">18</w:t>
+      </w:r>
+      <w:r>
+        <w:tab/>
+        <w:t xml:space="preserve">0:56:15.0</w:t>
+      </w:r>
+      <w:r>
+        <w:tab/>
+        <w:t xml:space="preserve">83</w:t>
+      </w:r>
+      <w:r>
+        <w:tab/>
+        <w:t xml:space="preserve">Елена Кемилева</w:t>
+      </w:r>
+      <w:r>
+        <w:br/>
+      </w:r>
+      <w:r>
+        <w:t xml:space="preserve"/>
+      </w:r>
+      <w:r>
+        <w:t xml:space="preserve"/>
+      </w:r>
+      <w:r>
+        <w:rPr>
+          <w:lang w:val="en-US"/>
+        </w:rPr>
+        <w:t xml:space="preserve"/>
+      </w:r>
+      <w:r>
+        <w:t xml:space="preserve">19</w:t>
+      </w:r>
+      <w:r>
+        <w:tab/>
+        <w:t xml:space="preserve">0:56:16.0</w:t>
+      </w:r>
+      <w:r>
+        <w:tab/>
+        <w:t xml:space="preserve">157</w:t>
+      </w:r>
+      <w:r>
+        <w:tab/>
+        <w:t xml:space="preserve">Росен Стоянов</w:t>
+      </w:r>
+      <w:r>
+        <w:br/>
+      </w:r>
+      <w:r>
+        <w:t xml:space="preserve"/>
+      </w:r>
+      <w:r>
+        <w:t xml:space="preserve"/>
+      </w:r>
+      <w:r>
+        <w:rPr>
+          <w:lang w:val="en-US"/>
+        </w:rPr>
+        <w:t xml:space="preserve"/>
+      </w:r>
+      <w:r>
+        <w:t xml:space="preserve">20</w:t>
+      </w:r>
+      <w:r>
+        <w:tab/>
+        <w:t xml:space="preserve">0:56:18.0</w:t>
+      </w:r>
+      <w:r>
+        <w:tab/>
+        <w:t xml:space="preserve">100</w:t>
+      </w:r>
+      <w:r>
+        <w:tab/>
+        <w:t xml:space="preserve">Иван Шопов</w:t>
+      </w:r>
+      <w:r>
+        <w:br/>
+      </w:r>
+      <w:r>
+        <w:t xml:space="preserve"/>
+      </w:r>
+      <w:r>
+        <w:t xml:space="preserve"/>
+      </w:r>
+      <w:r>
+        <w:rPr>
+          <w:lang w:val="en-US"/>
+        </w:rPr>
+        <w:t xml:space="preserve"/>
+      </w:r>
+      <w:r>
+        <w:t xml:space="preserve">21</w:t>
+      </w:r>
+      <w:r>
+        <w:tab/>
+        <w:t xml:space="preserve">0:56:31.7</w:t>
+      </w:r>
+      <w:r>
+        <w:tab/>
+        <w:t xml:space="preserve">177</w:t>
+      </w:r>
+      <w:r>
+        <w:tab/>
+        <w:t xml:space="preserve">Борислав Въчков</w:t>
+      </w:r>
+      <w:r>
+        <w:br/>
+      </w:r>
+      <w:r>
+        <w:t xml:space="preserve"/>
+      </w:r>
+      <w:r>
+        <w:t xml:space="preserve"/>
+      </w:r>
+      <w:r>
+        <w:rPr>
+          <w:lang w:val="en-US"/>
+        </w:rPr>
+        <w:t xml:space="preserve"/>
+      </w:r>
+      <w:r>
+        <w:t xml:space="preserve">22</w:t>
+      </w:r>
+      <w:r>
+        <w:tab/>
+        <w:t xml:space="preserve">0:57:18.2</w:t>
+      </w:r>
+      <w:r>
+        <w:tab/>
+        <w:t xml:space="preserve">16</w:t>
+      </w:r>
+      <w:r>
+        <w:tab/>
+        <w:t xml:space="preserve">Илияна Стефанова</w:t>
+      </w:r>
+      <w:r>
+        <w:br/>
+      </w:r>
+      <w:r>
+        <w:t xml:space="preserve"/>
+      </w:r>
+      <w:r>
+        <w:t xml:space="preserve"/>
+      </w:r>
+      <w:r>
+        <w:rPr>
+          <w:lang w:val="en-US"/>
+        </w:rPr>
+        <w:t xml:space="preserve"/>
+      </w:r>
+      <w:r>
+        <w:t xml:space="preserve">23</w:t>
+      </w:r>
+      <w:r>
+        <w:tab/>
+        <w:t xml:space="preserve">0:58:40.7</w:t>
+      </w:r>
+      <w:r>
+        <w:tab/>
+        <w:t xml:space="preserve">36</w:t>
+      </w:r>
+      <w:r>
+        <w:tab/>
+        <w:t xml:space="preserve">Божидар Къртунов</w:t>
+      </w:r>
+      <w:r>
+        <w:br/>
+      </w:r>
+      <w:r>
+        <w:t xml:space="preserve"/>
+      </w:r>
+      <w:r>
+        <w:t xml:space="preserve"/>
+      </w:r>
+      <w:r>
+        <w:rPr>
+          <w:lang w:val="en-US"/>
+        </w:rPr>
+        <w:t xml:space="preserve"/>
+      </w:r>
+      <w:r>
+        <w:t xml:space="preserve">24</w:t>
+      </w:r>
+      <w:r>
+        <w:tab/>
+        <w:t xml:space="preserve">0:59:07.1</w:t>
+      </w:r>
+      <w:r>
+        <w:tab/>
+        <w:t xml:space="preserve">32</w:t>
+      </w:r>
+      <w:r>
+        <w:tab/>
+        <w:t xml:space="preserve">Андрей Николов</w:t>
+      </w:r>
+      <w:r>
+        <w:br/>
+      </w:r>
+      <w:r>
+        <w:t xml:space="preserve"/>
+      </w:r>
+      <w:r>
+        <w:t xml:space="preserve"/>
+      </w:r>
+      <w:r>
+        <w:rPr>
+          <w:lang w:val="en-US"/>
+        </w:rPr>
+        <w:t xml:space="preserve"/>
+      </w:r>
+      <w:r>
+        <w:t xml:space="preserve">25</w:t>
+      </w:r>
+      <w:r>
+        <w:tab/>
+        <w:t xml:space="preserve">1:00:02.1</w:t>
+      </w:r>
+      <w:r>
+        <w:tab/>
+        <w:t xml:space="preserve">139</w:t>
+      </w:r>
+      <w:r>
+        <w:tab/>
+        <w:t xml:space="preserve">Не е подадено име</w:t>
+      </w:r>
+      <w:r>
+        <w:br/>
+      </w:r>
+      <w:r>
+        <w:t xml:space="preserve"/>
+      </w:r>
+      <w:r>
+        <w:t xml:space="preserve"/>
+      </w:r>
+      <w:r>
+        <w:rPr>
+          <w:lang w:val="en-US"/>
+        </w:rPr>
+        <w:t xml:space="preserve"/>
+      </w:r>
+      <w:r>
+        <w:t xml:space="preserve">26</w:t>
+      </w:r>
+      <w:r>
+        <w:tab/>
+        <w:t xml:space="preserve">1:00:09.1</w:t>
+      </w:r>
+      <w:r>
+        <w:tab/>
+        <w:t xml:space="preserve">34</w:t>
+      </w:r>
+      <w:r>
+        <w:tab/>
+        <w:t xml:space="preserve">Ани Томева</w:t>
+      </w:r>
+      <w:r>
+        <w:br/>
+      </w:r>
+      <w:r>
+        <w:t xml:space="preserve"/>
+      </w:r>
+      <w:r>
+        <w:t xml:space="preserve"/>
+      </w:r>
+      <w:r>
+        <w:rPr>
+          <w:lang w:val="en-US"/>
+        </w:rPr>
+        <w:t xml:space="preserve"/>
+      </w:r>
+      <w:r>
+        <w:t xml:space="preserve">27</w:t>
+      </w:r>
+      <w:r>
+        <w:tab/>
+        <w:t xml:space="preserve">1:00:38.7</w:t>
+      </w:r>
+      <w:r>
+        <w:tab/>
+        <w:t xml:space="preserve">130</w:t>
+      </w:r>
+      <w:r>
+        <w:tab/>
+        <w:t xml:space="preserve">Надежда Маркова</w:t>
+      </w:r>
+      <w:r>
+        <w:br/>
+      </w:r>
+      <w:r>
+        <w:t xml:space="preserve"/>
+      </w:r>
+      <w:r>
+        <w:t xml:space="preserve"/>
+      </w:r>
+      <w:r>
+        <w:rPr>
+          <w:lang w:val="en-US"/>
+        </w:rPr>
+        <w:t xml:space="preserve"/>
+      </w:r>
+      <w:r>
+        <w:t xml:space="preserve">28</w:t>
+      </w:r>
+      <w:r>
+        <w:tab/>
+        <w:t xml:space="preserve">1:00:42.2</w:t>
+      </w:r>
+      <w:r>
+        <w:tab/>
+        <w:t xml:space="preserve">82</w:t>
+      </w:r>
+      <w:r>
+        <w:tab/>
+        <w:t xml:space="preserve">Екатерина Куртева</w:t>
+      </w:r>
+      <w:r>
+        <w:br/>
+      </w:r>
+      <w:r>
+        <w:t xml:space="preserve"/>
+      </w:r>
+      <w:r>
+        <w:t xml:space="preserve"/>
+      </w:r>
+      <w:r>
+        <w:rPr>
+          <w:lang w:val="en-US"/>
+        </w:rPr>
+        <w:t xml:space="preserve"/>
+      </w:r>
+      <w:r>
+        <w:t xml:space="preserve">29</w:t>
+      </w:r>
+      <w:r>
+        <w:tab/>
+        <w:t xml:space="preserve">1:01:15.1</w:t>
+      </w:r>
+      <w:r>
+        <w:tab/>
+        <w:t xml:space="preserve">153</w:t>
+      </w:r>
+      <w:r>
+        <w:tab/>
+        <w:t xml:space="preserve">Преслав Христов</w:t>
+      </w:r>
+      <w:r>
+        <w:br/>
+      </w:r>
+      <w:r>
+        <w:t xml:space="preserve"/>
+      </w:r>
+      <w:r>
+        <w:t xml:space="preserve"/>
+      </w:r>
+      <w:r>
+        <w:rPr>
+          <w:lang w:val="en-US"/>
+        </w:rPr>
+        <w:t xml:space="preserve"/>
+      </w:r>
+      <w:r>
+        <w:t xml:space="preserve">30</w:t>
+      </w:r>
+      <w:r>
+        <w:tab/>
+        <w:t xml:space="preserve">1:01:18.5</w:t>
+      </w:r>
+      <w:r>
+        <w:tab/>
         <w:t xml:space="preserve">13</w:t>
       </w:r>
       <w:r>
         <w:tab/>
-        <w:t xml:space="preserve">0:54:34.7</w:t>
-      </w:r>
-      <w:r>
-        <w:tab/>
-        <w:t xml:space="preserve">30</w:t>
-      </w:r>
-      <w:r>
-        <w:tab/>
-        <w:t xml:space="preserve">Ангел Праматаров</w:t>
+        <w:t xml:space="preserve">Милица Мирчева</w:t>
       </w:r>
       <w:r>
         <w:br/>
@@ -4762,19 +5362,1249 @@
         <w:t xml:space="preserve"/>
       </w:r>
       <w:r>
-        <w:t xml:space="preserve">14</w:t>
-      </w:r>
-      <w:r>
-        <w:tab/>
-        <w:t xml:space="preserve">0:54:54.3</w:t>
-      </w:r>
-      <w:r>
-        <w:tab/>
+        <w:t xml:space="preserve">31</w:t>
+      </w:r>
+      <w:r>
+        <w:tab/>
+        <w:t xml:space="preserve">1:01:19.5</w:t>
+      </w:r>
+      <w:r>
+        <w:tab/>
+        <w:t xml:space="preserve">186</w:t>
+      </w:r>
+      <w:r>
+        <w:tab/>
+        <w:t xml:space="preserve">Жаклина Жекова</w:t>
+      </w:r>
+      <w:r>
+        <w:br/>
+      </w:r>
+      <w:r>
+        <w:t xml:space="preserve"/>
+      </w:r>
+      <w:r>
+        <w:t xml:space="preserve"/>
+      </w:r>
+      <w:r>
+        <w:rPr>
+          <w:lang w:val="en-US"/>
+        </w:rPr>
+        <w:t xml:space="preserve"/>
+      </w:r>
+      <w:r>
+        <w:t xml:space="preserve">32</w:t>
+      </w:r>
+      <w:r>
+        <w:tab/>
+        <w:t xml:space="preserve">1:01:30.8</w:t>
+      </w:r>
+      <w:r>
+        <w:tab/>
+        <w:t xml:space="preserve">147</w:t>
+      </w:r>
+      <w:r>
+        <w:tab/>
+        <w:t xml:space="preserve">Петър Карамитов</w:t>
+      </w:r>
+      <w:r>
+        <w:br/>
+      </w:r>
+      <w:r>
+        <w:t xml:space="preserve"/>
+      </w:r>
+      <w:r>
+        <w:t xml:space="preserve"/>
+      </w:r>
+      <w:r>
+        <w:rPr>
+          <w:lang w:val="en-US"/>
+        </w:rPr>
+        <w:t xml:space="preserve"/>
+      </w:r>
+      <w:r>
+        <w:t xml:space="preserve">33</w:t>
+      </w:r>
+      <w:r>
+        <w:tab/>
+        <w:t xml:space="preserve">1:01:57.8</w:t>
+      </w:r>
+      <w:r>
+        <w:tab/>
+        <w:t xml:space="preserve">119</w:t>
+      </w:r>
+      <w:r>
+        <w:tab/>
+        <w:t xml:space="preserve">Мария Михнева</w:t>
+      </w:r>
+      <w:r>
+        <w:br/>
+      </w:r>
+      <w:r>
+        <w:t xml:space="preserve"/>
+      </w:r>
+      <w:r>
+        <w:t xml:space="preserve"/>
+      </w:r>
+      <w:r>
+        <w:rPr>
+          <w:lang w:val="en-US"/>
+        </w:rPr>
+        <w:t xml:space="preserve"/>
+      </w:r>
+      <w:r>
+        <w:t xml:space="preserve">34</w:t>
+      </w:r>
+      <w:r>
+        <w:tab/>
+        <w:t xml:space="preserve">1:02:00.7</w:t>
+      </w:r>
+      <w:r>
+        <w:tab/>
+        <w:t xml:space="preserve">107</w:t>
+      </w:r>
+      <w:r>
+        <w:tab/>
+        <w:t xml:space="preserve">Красимир Василев</w:t>
+      </w:r>
+      <w:r>
+        <w:br/>
+      </w:r>
+      <w:r>
+        <w:t xml:space="preserve"/>
+      </w:r>
+      <w:r>
+        <w:t xml:space="preserve"/>
+      </w:r>
+      <w:r>
+        <w:rPr>
+          <w:lang w:val="en-US"/>
+        </w:rPr>
+        <w:t xml:space="preserve"/>
+      </w:r>
+      <w:r>
+        <w:t xml:space="preserve">35</w:t>
+      </w:r>
+      <w:r>
+        <w:tab/>
+        <w:t xml:space="preserve">1:02:13.0</w:t>
+      </w:r>
+      <w:r>
+        <w:tab/>
+        <w:t xml:space="preserve">121</w:t>
+      </w:r>
+      <w:r>
+        <w:tab/>
+        <w:t xml:space="preserve">Мартин Инчев</w:t>
+      </w:r>
+      <w:r>
+        <w:br/>
+      </w:r>
+      <w:r>
+        <w:t xml:space="preserve"/>
+      </w:r>
+      <w:r>
+        <w:t xml:space="preserve"/>
+      </w:r>
+      <w:r>
+        <w:rPr>
+          <w:lang w:val="en-US"/>
+        </w:rPr>
+        <w:t xml:space="preserve"/>
+      </w:r>
+      <w:r>
+        <w:t xml:space="preserve">36</w:t>
+      </w:r>
+      <w:r>
+        <w:tab/>
+        <w:t xml:space="preserve">1:02:38.1</w:t>
+      </w:r>
+      <w:r>
+        <w:tab/>
+        <w:t xml:space="preserve">19</w:t>
+      </w:r>
+      <w:r>
+        <w:tab/>
+        <w:t xml:space="preserve">Михаела Димитрова</w:t>
+      </w:r>
+      <w:r>
+        <w:br/>
+      </w:r>
+      <w:r>
+        <w:t xml:space="preserve"/>
+      </w:r>
+      <w:r>
+        <w:t xml:space="preserve"/>
+      </w:r>
+      <w:r>
+        <w:rPr>
+          <w:lang w:val="en-US"/>
+        </w:rPr>
+        <w:t xml:space="preserve"/>
+      </w:r>
+      <w:r>
+        <w:t xml:space="preserve">37</w:t>
+      </w:r>
+      <w:r>
+        <w:tab/>
+        <w:t xml:space="preserve">1:02:45.7</w:t>
+      </w:r>
+      <w:r>
+        <w:tab/>
+        <w:t xml:space="preserve">111</w:t>
+      </w:r>
+      <w:r>
+        <w:tab/>
+        <w:t xml:space="preserve">Кристина Стоименова</w:t>
+      </w:r>
+      <w:r>
+        <w:br/>
+      </w:r>
+      <w:r>
+        <w:t xml:space="preserve"/>
+      </w:r>
+      <w:r>
+        <w:t xml:space="preserve"/>
+      </w:r>
+      <w:r>
+        <w:rPr>
+          <w:lang w:val="en-US"/>
+        </w:rPr>
+        <w:t xml:space="preserve"/>
+      </w:r>
+      <w:r>
+        <w:t xml:space="preserve">38</w:t>
+      </w:r>
+      <w:r>
+        <w:tab/>
+        <w:t xml:space="preserve">1:03:35.6</w:t>
+      </w:r>
+      <w:r>
+        <w:tab/>
+        <w:t xml:space="preserve">62</w:t>
+      </w:r>
+      <w:r>
+        <w:tab/>
+        <w:t xml:space="preserve">Георги Танев</w:t>
+      </w:r>
+      <w:r>
+        <w:br/>
+      </w:r>
+      <w:r>
+        <w:t xml:space="preserve"/>
+      </w:r>
+      <w:r>
+        <w:t xml:space="preserve"/>
+      </w:r>
+      <w:r>
+        <w:rPr>
+          <w:lang w:val="en-US"/>
+        </w:rPr>
+        <w:t xml:space="preserve"/>
+      </w:r>
+      <w:r>
+        <w:t xml:space="preserve">39</w:t>
+      </w:r>
+      <w:r>
+        <w:tab/>
+        <w:t xml:space="preserve">1:03:49.0</w:t>
+      </w:r>
+      <w:r>
+        <w:tab/>
+        <w:t xml:space="preserve">55</w:t>
+      </w:r>
+      <w:r>
+        <w:tab/>
+        <w:t xml:space="preserve">Владимир Астарджиев</w:t>
+      </w:r>
+      <w:r>
+        <w:br/>
+      </w:r>
+      <w:r>
+        <w:t xml:space="preserve"/>
+      </w:r>
+      <w:r>
+        <w:t xml:space="preserve"/>
+      </w:r>
+      <w:r>
+        <w:rPr>
+          <w:lang w:val="en-US"/>
+        </w:rPr>
+        <w:t xml:space="preserve"/>
+      </w:r>
+      <w:r>
+        <w:t xml:space="preserve">40</w:t>
+      </w:r>
+      <w:r>
+        <w:tab/>
+        <w:t xml:space="preserve">1:04:01.1</w:t>
+      </w:r>
+      <w:r>
+        <w:tab/>
+        <w:t xml:space="preserve">123</w:t>
+      </w:r>
+      <w:r>
+        <w:tab/>
+        <w:t xml:space="preserve">Мартин Стоименов</w:t>
+      </w:r>
+      <w:r>
+        <w:br/>
+      </w:r>
+      <w:r>
+        <w:t xml:space="preserve"/>
+      </w:r>
+      <w:r>
+        <w:t xml:space="preserve"/>
+      </w:r>
+      <w:r>
+        <w:rPr>
+          <w:lang w:val="en-US"/>
+        </w:rPr>
+        <w:t xml:space="preserve"/>
+      </w:r>
+      <w:r>
+        <w:t xml:space="preserve">41</w:t>
+      </w:r>
+      <w:r>
+        <w:tab/>
+        <w:t xml:space="preserve">1:05:07.1</w:t>
+      </w:r>
+      <w:r>
+        <w:tab/>
+        <w:t xml:space="preserve">140</w:t>
+      </w:r>
+      <w:r>
+        <w:tab/>
+        <w:t xml:space="preserve">Павел Марков</w:t>
+      </w:r>
+      <w:r>
+        <w:br/>
+      </w:r>
+      <w:r>
+        <w:t xml:space="preserve"/>
+      </w:r>
+      <w:r>
+        <w:t xml:space="preserve"/>
+      </w:r>
+      <w:r>
+        <w:rPr>
+          <w:lang w:val="en-US"/>
+        </w:rPr>
+        <w:t xml:space="preserve"/>
+      </w:r>
+      <w:r>
+        <w:t xml:space="preserve">42</w:t>
+      </w:r>
+      <w:r>
+        <w:tab/>
+        <w:t xml:space="preserve">1:06:06.3</w:t>
+      </w:r>
+      <w:r>
+        <w:tab/>
+        <w:t xml:space="preserve">169</w:t>
+      </w:r>
+      <w:r>
+        <w:tab/>
+        <w:t xml:space="preserve">Тихомир Христов</w:t>
+      </w:r>
+      <w:r>
+        <w:br/>
+      </w:r>
+      <w:r>
+        <w:t xml:space="preserve"/>
+      </w:r>
+      <w:r>
+        <w:t xml:space="preserve"/>
+      </w:r>
+      <w:r>
+        <w:rPr>
+          <w:lang w:val="en-US"/>
+        </w:rPr>
+        <w:t xml:space="preserve"/>
+      </w:r>
+      <w:r>
+        <w:t xml:space="preserve">43</w:t>
+      </w:r>
+      <w:r>
+        <w:tab/>
+        <w:t xml:space="preserve">1:06:07.6</w:t>
+      </w:r>
+      <w:r>
+        <w:tab/>
+        <w:t xml:space="preserve">141</w:t>
+      </w:r>
+      <w:r>
+        <w:tab/>
+        <w:t xml:space="preserve">Павлин Беев</w:t>
+      </w:r>
+      <w:r>
+        <w:br/>
+      </w:r>
+      <w:r>
+        <w:t xml:space="preserve"/>
+      </w:r>
+      <w:r>
+        <w:t xml:space="preserve"/>
+      </w:r>
+      <w:r>
+        <w:rPr>
+          <w:lang w:val="en-US"/>
+        </w:rPr>
+        <w:t xml:space="preserve"/>
+      </w:r>
+      <w:r>
+        <w:t xml:space="preserve">44</w:t>
+      </w:r>
+      <w:r>
+        <w:tab/>
+        <w:t xml:space="preserve">1:06:22.1</w:t>
+      </w:r>
+      <w:r>
+        <w:tab/>
+        <w:t xml:space="preserve">135</w:t>
+      </w:r>
+      <w:r>
+        <w:tab/>
+        <w:t xml:space="preserve">Николай Бенковски</w:t>
+      </w:r>
+      <w:r>
+        <w:br/>
+      </w:r>
+      <w:r>
+        <w:t xml:space="preserve"/>
+      </w:r>
+      <w:r>
+        <w:t xml:space="preserve"/>
+      </w:r>
+      <w:r>
+        <w:rPr>
+          <w:lang w:val="en-US"/>
+        </w:rPr>
+        <w:t xml:space="preserve"/>
+      </w:r>
+      <w:r>
+        <w:t xml:space="preserve">45</w:t>
+      </w:r>
+      <w:r>
+        <w:tab/>
+        <w:t xml:space="preserve">1:06:23.5</w:t>
+      </w:r>
+      <w:r>
+        <w:tab/>
+        <w:t xml:space="preserve">143</w:t>
+      </w:r>
+      <w:r>
+        <w:tab/>
+        <w:t xml:space="preserve">Панталей Златков</w:t>
+      </w:r>
+      <w:r>
+        <w:br/>
+      </w:r>
+      <w:r>
+        <w:t xml:space="preserve"/>
+      </w:r>
+      <w:r>
+        <w:t xml:space="preserve"/>
+      </w:r>
+      <w:r>
+        <w:rPr>
+          <w:lang w:val="en-US"/>
+        </w:rPr>
+        <w:t xml:space="preserve"/>
+      </w:r>
+      <w:r>
+        <w:t xml:space="preserve">46</w:t>
+      </w:r>
+      <w:r>
+        <w:tab/>
+        <w:t xml:space="preserve">1:06:55.8</w:t>
+      </w:r>
+      <w:r>
+        <w:tab/>
+        <w:t xml:space="preserve">65</w:t>
+      </w:r>
+      <w:r>
+        <w:tab/>
+        <w:t xml:space="preserve">Данаил Павлов</w:t>
+      </w:r>
+      <w:r>
+        <w:br/>
+      </w:r>
+      <w:r>
+        <w:t xml:space="preserve"/>
+      </w:r>
+      <w:r>
+        <w:t xml:space="preserve"/>
+      </w:r>
+      <w:r>
+        <w:rPr>
+          <w:lang w:val="en-US"/>
+        </w:rPr>
+        <w:t xml:space="preserve"/>
+      </w:r>
+      <w:r>
+        <w:t xml:space="preserve">47</w:t>
+      </w:r>
+      <w:r>
+        <w:tab/>
+        <w:t xml:space="preserve">1:06:59.5</w:t>
+      </w:r>
+      <w:r>
+        <w:tab/>
+        <w:t xml:space="preserve">131</w:t>
+      </w:r>
+      <w:r>
+        <w:tab/>
+        <w:t xml:space="preserve">Невелина Павлова</w:t>
+      </w:r>
+      <w:r>
+        <w:br/>
+      </w:r>
+      <w:r>
+        <w:t xml:space="preserve"/>
+      </w:r>
+      <w:r>
+        <w:t xml:space="preserve"/>
+      </w:r>
+      <w:r>
+        <w:rPr>
+          <w:lang w:val="en-US"/>
+        </w:rPr>
+        <w:t xml:space="preserve"/>
+      </w:r>
+      <w:r>
+        <w:t xml:space="preserve">48</w:t>
+      </w:r>
+      <w:r>
+        <w:tab/>
+        <w:t xml:space="preserve">1:07:25.7</w:t>
+      </w:r>
+      <w:r>
+        <w:tab/>
+        <w:t xml:space="preserve">114</w:t>
+      </w:r>
+      <w:r>
+        <w:tab/>
+        <w:t xml:space="preserve">Лазар Кърчев</w:t>
+      </w:r>
+      <w:r>
+        <w:br/>
+      </w:r>
+      <w:r>
+        <w:t xml:space="preserve"/>
+      </w:r>
+      <w:r>
+        <w:t xml:space="preserve"/>
+      </w:r>
+      <w:r>
+        <w:rPr>
+          <w:lang w:val="en-US"/>
+        </w:rPr>
+        <w:t xml:space="preserve"/>
+      </w:r>
+      <w:r>
+        <w:t xml:space="preserve">49</w:t>
+      </w:r>
+      <w:r>
+        <w:tab/>
+        <w:t xml:space="preserve">1:07:36.5</w:t>
+      </w:r>
+      <w:r>
+        <w:tab/>
+        <w:t xml:space="preserve">112</w:t>
+      </w:r>
+      <w:r>
+        <w:tab/>
+        <w:t xml:space="preserve">Кристиян Стоянов</w:t>
+      </w:r>
+      <w:r>
+        <w:br/>
+      </w:r>
+      <w:r>
+        <w:t xml:space="preserve"/>
+      </w:r>
+      <w:r>
+        <w:t xml:space="preserve"/>
+      </w:r>
+      <w:r>
+        <w:rPr>
+          <w:lang w:val="en-US"/>
+        </w:rPr>
+        <w:t xml:space="preserve"/>
+      </w:r>
+      <w:r>
+        <w:t xml:space="preserve">50</w:t>
+      </w:r>
+      <w:r>
+        <w:tab/>
+        <w:t xml:space="preserve">1:07:50.0</w:t>
+      </w:r>
+      <w:r>
+        <w:tab/>
+        <w:t xml:space="preserve">165</w:t>
+      </w:r>
+      <w:r>
+        <w:tab/>
+        <w:t xml:space="preserve">Станислав Крушовалиев</w:t>
+      </w:r>
+      <w:r>
+        <w:br/>
+      </w:r>
+      <w:r>
+        <w:t xml:space="preserve"/>
+      </w:r>
+      <w:r>
+        <w:t xml:space="preserve"/>
+      </w:r>
+      <w:r>
+        <w:rPr>
+          <w:lang w:val="en-US"/>
+        </w:rPr>
+        <w:t xml:space="preserve"/>
+      </w:r>
+      <w:r>
+        <w:t xml:space="preserve">51</w:t>
+      </w:r>
+      <w:r>
+        <w:tab/>
+        <w:t xml:space="preserve">1:08:00.8</w:t>
+      </w:r>
+      <w:r>
+        <w:tab/>
+        <w:t xml:space="preserve">33</w:t>
+      </w:r>
+      <w:r>
+        <w:tab/>
+        <w:t xml:space="preserve">Анелия Партенова</w:t>
+      </w:r>
+      <w:r>
+        <w:br/>
+      </w:r>
+      <w:r>
+        <w:t xml:space="preserve"/>
+      </w:r>
+      <w:r>
+        <w:t xml:space="preserve"/>
+      </w:r>
+      <w:r>
+        <w:rPr>
+          <w:lang w:val="en-US"/>
+        </w:rPr>
+        <w:t xml:space="preserve"/>
+      </w:r>
+      <w:r>
+        <w:t xml:space="preserve">52</w:t>
+      </w:r>
+      <w:r>
+        <w:tab/>
+        <w:t xml:space="preserve">1:09:04.2</w:t>
+      </w:r>
+      <w:r>
+        <w:tab/>
+        <w:t xml:space="preserve">156</w:t>
+      </w:r>
+      <w:r>
+        <w:tab/>
+        <w:t xml:space="preserve">Радослав Дурев</w:t>
+      </w:r>
+      <w:r>
+        <w:br/>
+      </w:r>
+      <w:r>
+        <w:t xml:space="preserve"/>
+      </w:r>
+      <w:r>
+        <w:t xml:space="preserve"/>
+      </w:r>
+      <w:r>
+        <w:rPr>
+          <w:lang w:val="en-US"/>
+        </w:rPr>
+        <w:t xml:space="preserve"/>
+      </w:r>
+      <w:r>
+        <w:t xml:space="preserve">53</w:t>
+      </w:r>
+      <w:r>
+        <w:tab/>
+        <w:t xml:space="preserve">1:09:11.7</w:t>
+      </w:r>
+      <w:r>
+        <w:tab/>
+        <w:t xml:space="preserve">122</w:t>
+      </w:r>
+      <w:r>
+        <w:tab/>
+        <w:t xml:space="preserve">Мартин Малечков</w:t>
+      </w:r>
+      <w:r>
+        <w:br/>
+      </w:r>
+      <w:r>
+        <w:t xml:space="preserve"/>
+      </w:r>
+      <w:r>
+        <w:t xml:space="preserve"/>
+      </w:r>
+      <w:r>
+        <w:rPr>
+          <w:lang w:val="en-US"/>
+        </w:rPr>
+        <w:t xml:space="preserve"/>
+      </w:r>
+      <w:r>
+        <w:t xml:space="preserve">54</w:t>
+      </w:r>
+      <w:r>
+        <w:tab/>
+        <w:t xml:space="preserve">1:09:30.3</w:t>
+      </w:r>
+      <w:r>
+        <w:tab/>
+        <w:t xml:space="preserve">106</w:t>
+      </w:r>
+      <w:r>
+        <w:tab/>
+        <w:t xml:space="preserve">Кирил Дамянов</w:t>
+      </w:r>
+      <w:r>
+        <w:br/>
+      </w:r>
+      <w:r>
+        <w:t xml:space="preserve"/>
+      </w:r>
+      <w:r>
+        <w:t xml:space="preserve"/>
+      </w:r>
+      <w:r>
+        <w:rPr>
+          <w:lang w:val="en-US"/>
+        </w:rPr>
+        <w:t xml:space="preserve"/>
+      </w:r>
+      <w:r>
+        <w:t xml:space="preserve">55</w:t>
+      </w:r>
+      <w:r>
+        <w:tab/>
+        <w:t xml:space="preserve">1:09:39.6</w:t>
+      </w:r>
+      <w:r>
+        <w:tab/>
+        <w:t xml:space="preserve">40</w:t>
+      </w:r>
+      <w:r>
+        <w:tab/>
+        <w:t xml:space="preserve">Валентин Василев</w:t>
+      </w:r>
+      <w:r>
+        <w:br/>
+      </w:r>
+      <w:r>
+        <w:t xml:space="preserve"/>
+      </w:r>
+      <w:r>
+        <w:t xml:space="preserve"/>
+      </w:r>
+      <w:r>
+        <w:rPr>
+          <w:lang w:val="en-US"/>
+        </w:rPr>
+        <w:t xml:space="preserve"/>
+      </w:r>
+      <w:r>
+        <w:t xml:space="preserve">56</w:t>
+      </w:r>
+      <w:r>
+        <w:tab/>
+        <w:t xml:space="preserve">1:09:40.6</w:t>
+      </w:r>
+      <w:r>
+        <w:tab/>
+        <w:t xml:space="preserve">56</w:t>
+      </w:r>
+      <w:r>
+        <w:tab/>
+        <w:t xml:space="preserve">Владимир Тумбев</w:t>
+      </w:r>
+      <w:r>
+        <w:br/>
+      </w:r>
+      <w:r>
+        <w:t xml:space="preserve"/>
+      </w:r>
+      <w:r>
+        <w:t xml:space="preserve"/>
+      </w:r>
+      <w:r>
+        <w:rPr>
+          <w:lang w:val="en-US"/>
+        </w:rPr>
+        <w:t xml:space="preserve"/>
+      </w:r>
+      <w:r>
+        <w:t xml:space="preserve">57</w:t>
+      </w:r>
+      <w:r>
+        <w:tab/>
+        <w:t xml:space="preserve">1:10:46.4</w:t>
+      </w:r>
+      <w:r>
+        <w:tab/>
+        <w:t xml:space="preserve">198</w:t>
+      </w:r>
+      <w:r>
+        <w:tab/>
+        <w:t xml:space="preserve">Надя Гелова</w:t>
+      </w:r>
+      <w:r>
+        <w:br/>
+      </w:r>
+      <w:r>
+        <w:t xml:space="preserve"/>
+      </w:r>
+      <w:r>
+        <w:t xml:space="preserve"/>
+      </w:r>
+      <w:r>
+        <w:rPr>
+          <w:lang w:val="en-US"/>
+        </w:rPr>
+        <w:t xml:space="preserve"/>
+      </w:r>
+      <w:r>
+        <w:t xml:space="preserve">58</w:t>
+      </w:r>
+      <w:r>
+        <w:tab/>
+        <w:t xml:space="preserve">1:11:06.6</w:t>
+      </w:r>
+      <w:r>
+        <w:tab/>
+        <w:t xml:space="preserve">203</w:t>
+      </w:r>
+      <w:r>
+        <w:tab/>
+        <w:t xml:space="preserve">Павло Левко</w:t>
+      </w:r>
+      <w:r>
+        <w:br/>
+      </w:r>
+      <w:r>
+        <w:t xml:space="preserve"/>
+      </w:r>
+      <w:r>
+        <w:t xml:space="preserve"/>
+      </w:r>
+      <w:r>
+        <w:rPr>
+          <w:lang w:val="en-US"/>
+        </w:rPr>
+        <w:t xml:space="preserve"/>
+      </w:r>
+      <w:r>
+        <w:t xml:space="preserve">59</w:t>
+      </w:r>
+      <w:r>
+        <w:tab/>
+        <w:t xml:space="preserve">1:14:50.6</w:t>
+      </w:r>
+      <w:r>
+        <w:tab/>
+        <w:t xml:space="preserve">61</w:t>
+      </w:r>
+      <w:r>
+        <w:tab/>
+        <w:t xml:space="preserve">Георги Стоянов</w:t>
+      </w:r>
+      <w:r>
+        <w:br/>
+      </w:r>
+      <w:r>
+        <w:t xml:space="preserve"/>
+      </w:r>
+      <w:r>
+        <w:t xml:space="preserve"/>
+      </w:r>
+      <w:r>
+        <w:rPr>
+          <w:lang w:val="en-US"/>
+        </w:rPr>
+        <w:t xml:space="preserve"/>
+      </w:r>
+      <w:r>
+        <w:t xml:space="preserve">60</w:t>
+      </w:r>
+      <w:r>
+        <w:tab/>
+        <w:t xml:space="preserve">1:16:46.8</w:t>
+      </w:r>
+      <w:r>
+        <w:tab/>
+        <w:t xml:space="preserve">120</w:t>
+      </w:r>
+      <w:r>
+        <w:tab/>
+        <w:t xml:space="preserve">Мартин Добрев</w:t>
+      </w:r>
+      <w:r>
+        <w:br/>
+      </w:r>
+      <w:r>
+        <w:t xml:space="preserve"/>
+      </w:r>
+      <w:r>
+        <w:t xml:space="preserve"/>
+      </w:r>
+      <w:r>
+        <w:rPr>
+          <w:lang w:val="en-US"/>
+        </w:rPr>
+        <w:t xml:space="preserve"/>
+      </w:r>
+      <w:r>
+        <w:t xml:space="preserve">61</w:t>
+      </w:r>
+      <w:r>
+        <w:tab/>
+        <w:t xml:space="preserve">1:19:36.6</w:t>
+      </w:r>
+      <w:r>
+        <w:tab/>
+        <w:t xml:space="preserve">70</w:t>
+      </w:r>
+      <w:r>
+        <w:tab/>
+        <w:t xml:space="preserve">Делина Тенева</w:t>
+      </w:r>
+      <w:r>
+        <w:br/>
+      </w:r>
+      <w:r>
+        <w:t xml:space="preserve"/>
+      </w:r>
+      <w:r>
+        <w:t xml:space="preserve"/>
+      </w:r>
+      <w:r>
+        <w:rPr>
+          <w:lang w:val="en-US"/>
+        </w:rPr>
+        <w:t xml:space="preserve"/>
+      </w:r>
+      <w:r>
+        <w:t xml:space="preserve">62</w:t>
+      </w:r>
+      <w:r>
+        <w:tab/>
+        <w:t xml:space="preserve">1:20:06.5</w:t>
+      </w:r>
+      <w:r>
+        <w:tab/>
+        <w:t xml:space="preserve">26</w:t>
+      </w:r>
+      <w:r>
+        <w:tab/>
+        <w:t xml:space="preserve">Александър Димитров</w:t>
+      </w:r>
+      <w:r>
+        <w:br/>
+      </w:r>
+      <w:r>
+        <w:t xml:space="preserve"/>
+      </w:r>
+      <w:r>
+        <w:t xml:space="preserve"/>
+      </w:r>
+      <w:r>
+        <w:rPr>
+          <w:lang w:val="en-US"/>
+        </w:rPr>
+        <w:t xml:space="preserve"/>
+      </w:r>
+      <w:r>
+        <w:t xml:space="preserve">63</w:t>
+      </w:r>
+      <w:r>
+        <w:tab/>
+        <w:t xml:space="preserve">1:20:25.4</w:t>
+      </w:r>
+      <w:r>
+        <w:tab/>
+        <w:t xml:space="preserve">159</w:t>
+      </w:r>
+      <w:r>
+        <w:tab/>
+        <w:t xml:space="preserve">Светослав Сугарев</w:t>
+      </w:r>
+      <w:r>
+        <w:br/>
+      </w:r>
+      <w:r>
+        <w:t xml:space="preserve"/>
+      </w:r>
+      <w:r>
+        <w:t xml:space="preserve"/>
+      </w:r>
+      <w:r>
+        <w:rPr>
+          <w:lang w:val="en-US"/>
+        </w:rPr>
+        <w:t xml:space="preserve"/>
+      </w:r>
+      <w:r>
+        <w:t xml:space="preserve">64</w:t>
+      </w:r>
+      <w:r>
+        <w:tab/>
+        <w:t xml:space="preserve">1:20:26.6</w:t>
+      </w:r>
+      <w:r>
+        <w:tab/>
+        <w:t xml:space="preserve">124</w:t>
+      </w:r>
+      <w:r>
+        <w:tab/>
+        <w:t xml:space="preserve">Мартин Сугарев</w:t>
+      </w:r>
+      <w:r>
+        <w:br/>
+      </w:r>
+      <w:r>
+        <w:t xml:space="preserve"/>
+      </w:r>
+      <w:r>
+        <w:t xml:space="preserve"/>
+      </w:r>
+      <w:r>
+        <w:rPr>
+          <w:lang w:val="en-US"/>
+        </w:rPr>
+        <w:t xml:space="preserve"/>
+      </w:r>
+      <w:r>
+        <w:t xml:space="preserve">65</w:t>
+      </w:r>
+      <w:r>
+        <w:tab/>
+        <w:t xml:space="preserve">1:20:32.5</w:t>
+      </w:r>
+      <w:r>
+        <w:tab/>
+        <w:t xml:space="preserve">158</w:t>
+      </w:r>
+      <w:r>
+        <w:tab/>
+        <w:t xml:space="preserve">Сабина  Гълъбова</w:t>
+      </w:r>
+      <w:r>
+        <w:br/>
+      </w:r>
+      <w:r>
+        <w:t xml:space="preserve"/>
+      </w:r>
+      <w:r>
+        <w:t xml:space="preserve"/>
+      </w:r>
+      <w:r>
+        <w:rPr>
+          <w:lang w:val="en-US"/>
+        </w:rPr>
+        <w:t xml:space="preserve"/>
+      </w:r>
+      <w:r>
+        <w:t xml:space="preserve">66</w:t>
+      </w:r>
+      <w:r>
+        <w:tab/>
+        <w:t xml:space="preserve">1:23:08.3</w:t>
+      </w:r>
+      <w:r>
+        <w:tab/>
+        <w:t xml:space="preserve">142</w:t>
+      </w:r>
+      <w:r>
+        <w:tab/>
+        <w:t xml:space="preserve">Памела Узунова</w:t>
+      </w:r>
+      <w:r>
+        <w:br/>
+      </w:r>
+      <w:r>
+        <w:t xml:space="preserve"/>
+      </w:r>
+      <w:r>
+        <w:t xml:space="preserve"/>
+      </w:r>
+      <w:r>
+        <w:rPr>
+          <w:lang w:val="en-US"/>
+        </w:rPr>
+        <w:t xml:space="preserve"/>
+      </w:r>
+      <w:r>
+        <w:t xml:space="preserve">67</w:t>
+      </w:r>
+      <w:r>
+        <w:tab/>
+        <w:t xml:space="preserve">1:24:06.6</w:t>
+      </w:r>
+      <w:r>
+        <w:tab/>
+        <w:t xml:space="preserve">94</w:t>
+      </w:r>
+      <w:r>
+        <w:tab/>
+        <w:t xml:space="preserve">Иван Белянов</w:t>
+      </w:r>
+      <w:r>
+        <w:br/>
+      </w:r>
+      <w:r>
+        <w:t xml:space="preserve"/>
+      </w:r>
+      <w:r>
+        <w:t xml:space="preserve"/>
+      </w:r>
+      <w:r>
+        <w:rPr>
+          <w:lang w:val="en-US"/>
+        </w:rPr>
+        <w:t xml:space="preserve"/>
+      </w:r>
+      <w:r>
+        <w:t xml:space="preserve">68</w:t>
+      </w:r>
+      <w:r>
+        <w:tab/>
+        <w:t xml:space="preserve">1:27:57.9</w:t>
+      </w:r>
+      <w:r>
+        <w:tab/>
+        <w:t xml:space="preserve">113</w:t>
+      </w:r>
+      <w:r>
+        <w:tab/>
+        <w:t xml:space="preserve">Лазар Варин</w:t>
+      </w:r>
+      <w:r>
+        <w:br/>
+      </w:r>
+      <w:r>
+        <w:t xml:space="preserve"/>
+      </w:r>
+      <w:r>
+        <w:t xml:space="preserve"/>
+      </w:r>
+      <w:r>
+        <w:rPr>
+          <w:lang w:val="en-US"/>
+        </w:rPr>
+        <w:t xml:space="preserve"/>
+      </w:r>
+      <w:r>
+        <w:t xml:space="preserve">69</w:t>
+      </w:r>
+      <w:r>
+        <w:tab/>
+        <w:t xml:space="preserve">1:37:45.5</w:t>
+      </w:r>
+      <w:r>
+        <w:tab/>
+        <w:t xml:space="preserve">75</w:t>
+      </w:r>
+      <w:r>
+        <w:tab/>
+        <w:t xml:space="preserve">Димитър Дишев</w:t>
+      </w:r>
+      <w:r>
+        <w:br/>
+      </w:r>
+      <w:r>
+        <w:t xml:space="preserve"/>
+      </w:r>
+      <w:r>
+        <w:t xml:space="preserve"/>
+      </w:r>
+      <w:r>
+        <w:rPr>
+          <w:lang w:val="en-US"/>
+        </w:rPr>
+        <w:t xml:space="preserve"/>
+      </w:r>
+      <w:r>
+        <w:t xml:space="preserve">70</w:t>
+      </w:r>
+      <w:r>
+        <w:tab/>
+        <w:t xml:space="preserve">1:41:31.3</w:t>
+      </w:r>
+      <w:r>
+        <w:tab/>
+        <w:t xml:space="preserve">133</w:t>
+      </w:r>
+      <w:r>
+        <w:tab/>
+        <w:t xml:space="preserve">Никол Калчева</w:t>
+      </w:r>
+      <w:r>
+        <w:br/>
+      </w:r>
+      <w:r>
+        <w:t xml:space="preserve"/>
+      </w:r>
+      <w:r>
+        <w:t xml:space="preserve"/>
+      </w:r>
+      <w:r>
+        <w:rPr>
+          <w:lang w:val="en-US"/>
+        </w:rPr>
+        <w:t xml:space="preserve"/>
+      </w:r>
+      <w:r>
+        <w:t xml:space="preserve">71</w:t>
+      </w:r>
+      <w:r>
+        <w:tab/>
+        <w:t xml:space="preserve">1:46:18.6</w:t>
+      </w:r>
+      <w:r>
+        <w:tab/>
+        <w:t xml:space="preserve">71</w:t>
+      </w:r>
+      <w:r>
+        <w:tab/>
+        <w:t xml:space="preserve">Деница Минчева</w:t>
+      </w:r>
+      <w:r>
+        <w:br/>
+      </w:r>
+      <w:r>
+        <w:t xml:space="preserve"/>
+      </w:r>
+      <w:r>
+        <w:t xml:space="preserve"/>
+      </w:r>
+      <w:r>
+        <w:rPr>
+          <w:lang w:val="en-US"/>
+        </w:rPr>
+        <w:t xml:space="preserve"/>
+      </w:r>
+      <w:r>
         <w:t xml:space="preserve">72</w:t>
       </w:r>
       <w:r>
         <w:tab/>
-        <w:t xml:space="preserve">Диан Стайков</w:t>
+        <w:t xml:space="preserve">1:51:39.8</w:t>
+      </w:r>
+      <w:r>
+        <w:tab/>
+        <w:t xml:space="preserve">115</w:t>
+      </w:r>
+      <w:r>
+        <w:tab/>
+        <w:t xml:space="preserve">Лора Божилова</w:t>
       </w:r>
       <w:r>
         <w:br/>
@@ -4792,19 +6622,19 @@
         <w:t xml:space="preserve"/>
       </w:r>
       <w:r>
-        <w:t xml:space="preserve">15</w:t>
-      </w:r>
-      <w:r>
-        <w:tab/>
-        <w:t xml:space="preserve">0:55:25.8</w:t>
-      </w:r>
-      <w:r>
-        <w:tab/>
-        <w:t xml:space="preserve">35</w:t>
-      </w:r>
-      <w:r>
-        <w:tab/>
-        <w:t xml:space="preserve">Божидар Иванчев</w:t>
+        <w:t xml:space="preserve">73</w:t>
+      </w:r>
+      <w:r>
+        <w:tab/>
+        <w:t xml:space="preserve">2:05:01.9</w:t>
+      </w:r>
+      <w:r>
+        <w:tab/>
+        <w:t xml:space="preserve">185</w:t>
+      </w:r>
+      <w:r>
+        <w:tab/>
+        <w:t xml:space="preserve">Христо Боянов</w:t>
       </w:r>
       <w:r>
         <w:br/>
@@ -4819,1617 +6649,6 @@
         <w:rPr>
           <w:lang w:val="en-US"/>
         </w:rPr>
-        <w:t xml:space="preserve"/>
-      </w:r>
-      <w:r>
-        <w:t xml:space="preserve">16</w:t>
-      </w:r>
-      <w:r>
-        <w:tab/>
-        <w:t xml:space="preserve">0:57:18.2</w:t>
-      </w:r>
-      <w:r>
-        <w:tab/>
-        <w:t xml:space="preserve">16</w:t>
-      </w:r>
-      <w:r>
-        <w:tab/>
-        <w:t xml:space="preserve">Илияна Стефанова</w:t>
-      </w:r>
-      <w:r>
-        <w:br/>
-      </w:r>
-      <w:r>
-        <w:t xml:space="preserve"/>
-      </w:r>
-      <w:r>
-        <w:t xml:space="preserve"/>
-      </w:r>
-      <w:r>
-        <w:rPr>
-          <w:lang w:val="en-US"/>
-        </w:rPr>
-        <w:t xml:space="preserve"/>
-      </w:r>
-      <w:r>
-        <w:t xml:space="preserve">17</w:t>
-      </w:r>
-      <w:r>
-        <w:tab/>
-        <w:t xml:space="preserve">0:57:38.4</w:t>
-      </w:r>
-      <w:r>
-        <w:tab/>
-        <w:t xml:space="preserve">157</w:t>
-      </w:r>
-      <w:r>
-        <w:tab/>
-        <w:t xml:space="preserve">Росен Стоянов</w:t>
-      </w:r>
-      <w:r>
-        <w:br/>
-      </w:r>
-      <w:r>
-        <w:t xml:space="preserve"/>
-      </w:r>
-      <w:r>
-        <w:t xml:space="preserve"/>
-      </w:r>
-      <w:r>
-        <w:rPr>
-          <w:lang w:val="en-US"/>
-        </w:rPr>
-        <w:t xml:space="preserve"/>
-      </w:r>
-      <w:r>
-        <w:t xml:space="preserve">18</w:t>
-      </w:r>
-      <w:r>
-        <w:tab/>
-        <w:t xml:space="preserve">0:57:46.7</w:t>
-      </w:r>
-      <w:r>
-        <w:tab/>
-        <w:t xml:space="preserve">177</w:t>
-      </w:r>
-      <w:r>
-        <w:tab/>
-        <w:t xml:space="preserve">Борислав Въчков</w:t>
-      </w:r>
-      <w:r>
-        <w:br/>
-      </w:r>
-      <w:r>
-        <w:t xml:space="preserve"/>
-      </w:r>
-      <w:r>
-        <w:t xml:space="preserve"/>
-      </w:r>
-      <w:r>
-        <w:rPr>
-          <w:lang w:val="en-US"/>
-        </w:rPr>
-        <w:t xml:space="preserve"/>
-      </w:r>
-      <w:r>
-        <w:t xml:space="preserve">19</w:t>
-      </w:r>
-      <w:r>
-        <w:tab/>
-        <w:t xml:space="preserve">0:58:40.7</w:t>
-      </w:r>
-      <w:r>
-        <w:tab/>
-        <w:t xml:space="preserve">36</w:t>
-      </w:r>
-      <w:r>
-        <w:tab/>
-        <w:t xml:space="preserve">Божидар Къртунов</w:t>
-      </w:r>
-      <w:r>
-        <w:br/>
-      </w:r>
-      <w:r>
-        <w:t xml:space="preserve"/>
-      </w:r>
-      <w:r>
-        <w:t xml:space="preserve"/>
-      </w:r>
-      <w:r>
-        <w:rPr>
-          <w:lang w:val="en-US"/>
-        </w:rPr>
-        <w:t xml:space="preserve"/>
-      </w:r>
-      <w:r>
-        <w:t xml:space="preserve">20</w:t>
-      </w:r>
-      <w:r>
-        <w:tab/>
-        <w:t xml:space="preserve">0:59:07.1</w:t>
-      </w:r>
-      <w:r>
-        <w:tab/>
-        <w:t xml:space="preserve">32</w:t>
-      </w:r>
-      <w:r>
-        <w:tab/>
-        <w:t xml:space="preserve">Андрей Николов</w:t>
-      </w:r>
-      <w:r>
-        <w:br/>
-      </w:r>
-      <w:r>
-        <w:t xml:space="preserve"/>
-      </w:r>
-      <w:r>
-        <w:t xml:space="preserve"/>
-      </w:r>
-      <w:r>
-        <w:rPr>
-          <w:lang w:val="en-US"/>
-        </w:rPr>
-        <w:t xml:space="preserve"/>
-      </w:r>
-      <w:r>
-        <w:t xml:space="preserve">21</w:t>
-      </w:r>
-      <w:r>
-        <w:tab/>
-        <w:t xml:space="preserve">1:00:09.1</w:t>
-      </w:r>
-      <w:r>
-        <w:tab/>
-        <w:t xml:space="preserve">34</w:t>
-      </w:r>
-      <w:r>
-        <w:tab/>
-        <w:t xml:space="preserve">Ани Томева</w:t>
-      </w:r>
-      <w:r>
-        <w:br/>
-      </w:r>
-      <w:r>
-        <w:t xml:space="preserve"/>
-      </w:r>
-      <w:r>
-        <w:t xml:space="preserve"/>
-      </w:r>
-      <w:r>
-        <w:rPr>
-          <w:lang w:val="en-US"/>
-        </w:rPr>
-        <w:t xml:space="preserve"/>
-      </w:r>
-      <w:r>
-        <w:t xml:space="preserve">22</w:t>
-      </w:r>
-      <w:r>
-        <w:tab/>
-        <w:t xml:space="preserve">1:00:38.7</w:t>
-      </w:r>
-      <w:r>
-        <w:tab/>
-        <w:t xml:space="preserve">130</w:t>
-      </w:r>
-      <w:r>
-        <w:tab/>
-        <w:t xml:space="preserve">Надежда Маркова</w:t>
-      </w:r>
-      <w:r>
-        <w:br/>
-      </w:r>
-      <w:r>
-        <w:t xml:space="preserve"/>
-      </w:r>
-      <w:r>
-        <w:t xml:space="preserve"/>
-      </w:r>
-      <w:r>
-        <w:rPr>
-          <w:lang w:val="en-US"/>
-        </w:rPr>
-        <w:t xml:space="preserve"/>
-      </w:r>
-      <w:r>
-        <w:t xml:space="preserve">23</w:t>
-      </w:r>
-      <w:r>
-        <w:tab/>
-        <w:t xml:space="preserve">1:00:42.2</w:t>
-      </w:r>
-      <w:r>
-        <w:tab/>
-        <w:t xml:space="preserve">82</w:t>
-      </w:r>
-      <w:r>
-        <w:tab/>
-        <w:t xml:space="preserve">Екатерина Куртева</w:t>
-      </w:r>
-      <w:r>
-        <w:br/>
-      </w:r>
-      <w:r>
-        <w:t xml:space="preserve"/>
-      </w:r>
-      <w:r>
-        <w:t xml:space="preserve"/>
-      </w:r>
-      <w:r>
-        <w:rPr>
-          <w:lang w:val="en-US"/>
-        </w:rPr>
-        <w:t xml:space="preserve"/>
-      </w:r>
-      <w:r>
-        <w:t xml:space="preserve">24</w:t>
-      </w:r>
-      <w:r>
-        <w:tab/>
-        <w:t xml:space="preserve">1:00:51.7</w:t>
-      </w:r>
-      <w:r>
-        <w:tab/>
-        <w:t xml:space="preserve">83</w:t>
-      </w:r>
-      <w:r>
-        <w:tab/>
-        <w:t xml:space="preserve">Елена Кемилева</w:t>
-      </w:r>
-      <w:r>
-        <w:br/>
-      </w:r>
-      <w:r>
-        <w:t xml:space="preserve"/>
-      </w:r>
-      <w:r>
-        <w:t xml:space="preserve"/>
-      </w:r>
-      <w:r>
-        <w:rPr>
-          <w:lang w:val="en-US"/>
-        </w:rPr>
-        <w:t xml:space="preserve"/>
-      </w:r>
-      <w:r>
-        <w:t xml:space="preserve">25</w:t>
-      </w:r>
-      <w:r>
-        <w:tab/>
-        <w:t xml:space="preserve">1:01:15.1</w:t>
-      </w:r>
-      <w:r>
-        <w:tab/>
-        <w:t xml:space="preserve">153</w:t>
-      </w:r>
-      <w:r>
-        <w:tab/>
-        <w:t xml:space="preserve">Преслав Христов</w:t>
-      </w:r>
-      <w:r>
-        <w:br/>
-      </w:r>
-      <w:r>
-        <w:t xml:space="preserve"/>
-      </w:r>
-      <w:r>
-        <w:t xml:space="preserve"/>
-      </w:r>
-      <w:r>
-        <w:rPr>
-          <w:lang w:val="en-US"/>
-        </w:rPr>
-        <w:t xml:space="preserve"/>
-      </w:r>
-      <w:r>
-        <w:t xml:space="preserve">26</w:t>
-      </w:r>
-      <w:r>
-        <w:tab/>
-        <w:t xml:space="preserve">1:01:19.5</w:t>
-      </w:r>
-      <w:r>
-        <w:tab/>
-        <w:t xml:space="preserve">186</w:t>
-      </w:r>
-      <w:r>
-        <w:tab/>
-        <w:t xml:space="preserve">Жаклина Жекова</w:t>
-      </w:r>
-      <w:r>
-        <w:br/>
-      </w:r>
-      <w:r>
-        <w:t xml:space="preserve"/>
-      </w:r>
-      <w:r>
-        <w:t xml:space="preserve"/>
-      </w:r>
-      <w:r>
-        <w:rPr>
-          <w:lang w:val="en-US"/>
-        </w:rPr>
-        <w:t xml:space="preserve"/>
-      </w:r>
-      <w:r>
-        <w:t xml:space="preserve">27</w:t>
-      </w:r>
-      <w:r>
-        <w:tab/>
-        <w:t xml:space="preserve">1:01:30.8</w:t>
-      </w:r>
-      <w:r>
-        <w:tab/>
-        <w:t xml:space="preserve">147</w:t>
-      </w:r>
-      <w:r>
-        <w:tab/>
-        <w:t xml:space="preserve">Петър Карамитов</w:t>
-      </w:r>
-      <w:r>
-        <w:br/>
-      </w:r>
-      <w:r>
-        <w:t xml:space="preserve"/>
-      </w:r>
-      <w:r>
-        <w:t xml:space="preserve"/>
-      </w:r>
-      <w:r>
-        <w:rPr>
-          <w:lang w:val="en-US"/>
-        </w:rPr>
-        <w:t xml:space="preserve"/>
-      </w:r>
-      <w:r>
-        <w:t xml:space="preserve">28</w:t>
-      </w:r>
-      <w:r>
-        <w:tab/>
-        <w:t xml:space="preserve">1:01:57.8</w:t>
-      </w:r>
-      <w:r>
-        <w:tab/>
-        <w:t xml:space="preserve">119</w:t>
-      </w:r>
-      <w:r>
-        <w:tab/>
-        <w:t xml:space="preserve">Мария Михнева</w:t>
-      </w:r>
-      <w:r>
-        <w:br/>
-      </w:r>
-      <w:r>
-        <w:t xml:space="preserve"/>
-      </w:r>
-      <w:r>
-        <w:t xml:space="preserve"/>
-      </w:r>
-      <w:r>
-        <w:rPr>
-          <w:lang w:val="en-US"/>
-        </w:rPr>
-        <w:t xml:space="preserve"/>
-      </w:r>
-      <w:r>
-        <w:t xml:space="preserve">29</w:t>
-      </w:r>
-      <w:r>
-        <w:tab/>
-        <w:t xml:space="preserve">1:02:00.7</w:t>
-      </w:r>
-      <w:r>
-        <w:tab/>
-        <w:t xml:space="preserve">107</w:t>
-      </w:r>
-      <w:r>
-        <w:tab/>
-        <w:t xml:space="preserve">Красимир Василев</w:t>
-      </w:r>
-      <w:r>
-        <w:br/>
-      </w:r>
-      <w:r>
-        <w:t xml:space="preserve"/>
-      </w:r>
-      <w:r>
-        <w:t xml:space="preserve"/>
-      </w:r>
-      <w:r>
-        <w:rPr>
-          <w:lang w:val="en-US"/>
-        </w:rPr>
-        <w:t xml:space="preserve"/>
-      </w:r>
-      <w:r>
-        <w:t xml:space="preserve">30</w:t>
-      </w:r>
-      <w:r>
-        <w:tab/>
-        <w:t xml:space="preserve">1:02:13.0</w:t>
-      </w:r>
-      <w:r>
-        <w:tab/>
-        <w:t xml:space="preserve">121</w:t>
-      </w:r>
-      <w:r>
-        <w:tab/>
-        <w:t xml:space="preserve">Мартин Инчев</w:t>
-      </w:r>
-      <w:r>
-        <w:br/>
-      </w:r>
-      <w:r>
-        <w:t xml:space="preserve"/>
-      </w:r>
-      <w:r>
-        <w:t xml:space="preserve"/>
-      </w:r>
-      <w:r>
-        <w:rPr>
-          <w:lang w:val="en-US"/>
-        </w:rPr>
-        <w:t xml:space="preserve"/>
-      </w:r>
-      <w:r>
-        <w:t xml:space="preserve">31</w:t>
-      </w:r>
-      <w:r>
-        <w:tab/>
-        <w:t xml:space="preserve">1:02:38.1</w:t>
-      </w:r>
-      <w:r>
-        <w:tab/>
-        <w:t xml:space="preserve">19</w:t>
-      </w:r>
-      <w:r>
-        <w:tab/>
-        <w:t xml:space="preserve">Михаела Димитрова</w:t>
-      </w:r>
-      <w:r>
-        <w:br/>
-      </w:r>
-      <w:r>
-        <w:t xml:space="preserve"/>
-      </w:r>
-      <w:r>
-        <w:t xml:space="preserve"/>
-      </w:r>
-      <w:r>
-        <w:rPr>
-          <w:lang w:val="en-US"/>
-        </w:rPr>
-        <w:t xml:space="preserve"/>
-      </w:r>
-      <w:r>
-        <w:t xml:space="preserve">32</w:t>
-      </w:r>
-      <w:r>
-        <w:tab/>
-        <w:t xml:space="preserve">1:02:45.7</w:t>
-      </w:r>
-      <w:r>
-        <w:tab/>
-        <w:t xml:space="preserve">111</w:t>
-      </w:r>
-      <w:r>
-        <w:tab/>
-        <w:t xml:space="preserve">Кристина Стоименова</w:t>
-      </w:r>
-      <w:r>
-        <w:br/>
-      </w:r>
-      <w:r>
-        <w:t xml:space="preserve"/>
-      </w:r>
-      <w:r>
-        <w:t xml:space="preserve"/>
-      </w:r>
-      <w:r>
-        <w:rPr>
-          <w:lang w:val="en-US"/>
-        </w:rPr>
-        <w:t xml:space="preserve"/>
-      </w:r>
-      <w:r>
-        <w:t xml:space="preserve">33</w:t>
-      </w:r>
-      <w:r>
-        <w:tab/>
-        <w:t xml:space="preserve">1:03:35.6</w:t>
-      </w:r>
-      <w:r>
-        <w:tab/>
-        <w:t xml:space="preserve">62</w:t>
-      </w:r>
-      <w:r>
-        <w:tab/>
-        <w:t xml:space="preserve">Георги Танев</w:t>
-      </w:r>
-      <w:r>
-        <w:br/>
-      </w:r>
-      <w:r>
-        <w:t xml:space="preserve"/>
-      </w:r>
-      <w:r>
-        <w:t xml:space="preserve"/>
-      </w:r>
-      <w:r>
-        <w:rPr>
-          <w:lang w:val="en-US"/>
-        </w:rPr>
-        <w:t xml:space="preserve"/>
-      </w:r>
-      <w:r>
-        <w:t xml:space="preserve">34</w:t>
-      </w:r>
-      <w:r>
-        <w:tab/>
-        <w:t xml:space="preserve">1:03:49.0</w:t>
-      </w:r>
-      <w:r>
-        <w:tab/>
-        <w:t xml:space="preserve">55</w:t>
-      </w:r>
-      <w:r>
-        <w:tab/>
-        <w:t xml:space="preserve">Владимир Астарджиев</w:t>
-      </w:r>
-      <w:r>
-        <w:br/>
-      </w:r>
-      <w:r>
-        <w:t xml:space="preserve"/>
-      </w:r>
-      <w:r>
-        <w:t xml:space="preserve"/>
-      </w:r>
-      <w:r>
-        <w:rPr>
-          <w:lang w:val="en-US"/>
-        </w:rPr>
-        <w:t xml:space="preserve"/>
-      </w:r>
-      <w:r>
-        <w:t xml:space="preserve">35</w:t>
-      </w:r>
-      <w:r>
-        <w:tab/>
-        <w:t xml:space="preserve">1:04:01.1</w:t>
-      </w:r>
-      <w:r>
-        <w:tab/>
-        <w:t xml:space="preserve">123</w:t>
-      </w:r>
-      <w:r>
-        <w:tab/>
-        <w:t xml:space="preserve">Мартин Стоименов</w:t>
-      </w:r>
-      <w:r>
-        <w:br/>
-      </w:r>
-      <w:r>
-        <w:t xml:space="preserve"/>
-      </w:r>
-      <w:r>
-        <w:t xml:space="preserve"/>
-      </w:r>
-      <w:r>
-        <w:rPr>
-          <w:lang w:val="en-US"/>
-        </w:rPr>
-        <w:t xml:space="preserve"/>
-      </w:r>
-      <w:r>
-        <w:t xml:space="preserve">36</w:t>
-      </w:r>
-      <w:r>
-        <w:tab/>
-        <w:t xml:space="preserve">1:05:07.1</w:t>
-      </w:r>
-      <w:r>
-        <w:tab/>
-        <w:t xml:space="preserve">140</w:t>
-      </w:r>
-      <w:r>
-        <w:tab/>
-        <w:t xml:space="preserve">Павел Марков</w:t>
-      </w:r>
-      <w:r>
-        <w:br/>
-      </w:r>
-      <w:r>
-        <w:t xml:space="preserve"/>
-      </w:r>
-      <w:r>
-        <w:t xml:space="preserve"/>
-      </w:r>
-      <w:r>
-        <w:rPr>
-          <w:lang w:val="en-US"/>
-        </w:rPr>
-        <w:t xml:space="preserve"/>
-      </w:r>
-      <w:r>
-        <w:t xml:space="preserve">37</w:t>
-      </w:r>
-      <w:r>
-        <w:tab/>
-        <w:t xml:space="preserve">1:06:06.3</w:t>
-      </w:r>
-      <w:r>
-        <w:tab/>
-        <w:t xml:space="preserve">169</w:t>
-      </w:r>
-      <w:r>
-        <w:tab/>
-        <w:t xml:space="preserve">Тихомир Христов</w:t>
-      </w:r>
-      <w:r>
-        <w:br/>
-      </w:r>
-      <w:r>
-        <w:t xml:space="preserve"/>
-      </w:r>
-      <w:r>
-        <w:t xml:space="preserve"/>
-      </w:r>
-      <w:r>
-        <w:rPr>
-          <w:lang w:val="en-US"/>
-        </w:rPr>
-        <w:t xml:space="preserve"/>
-      </w:r>
-      <w:r>
-        <w:t xml:space="preserve">38</w:t>
-      </w:r>
-      <w:r>
-        <w:tab/>
-        <w:t xml:space="preserve">1:06:07.6</w:t>
-      </w:r>
-      <w:r>
-        <w:tab/>
-        <w:t xml:space="preserve">141</w:t>
-      </w:r>
-      <w:r>
-        <w:tab/>
-        <w:t xml:space="preserve">Павлин Беев</w:t>
-      </w:r>
-      <w:r>
-        <w:br/>
-      </w:r>
-      <w:r>
-        <w:t xml:space="preserve"/>
-      </w:r>
-      <w:r>
-        <w:t xml:space="preserve"/>
-      </w:r>
-      <w:r>
-        <w:rPr>
-          <w:lang w:val="en-US"/>
-        </w:rPr>
-        <w:t xml:space="preserve"/>
-      </w:r>
-      <w:r>
-        <w:t xml:space="preserve">39</w:t>
-      </w:r>
-      <w:r>
-        <w:tab/>
-        <w:t xml:space="preserve">1:06:22.1</w:t>
-      </w:r>
-      <w:r>
-        <w:tab/>
-        <w:t xml:space="preserve">135</w:t>
-      </w:r>
-      <w:r>
-        <w:tab/>
-        <w:t xml:space="preserve">Николай Бенковски</w:t>
-      </w:r>
-      <w:r>
-        <w:br/>
-      </w:r>
-      <w:r>
-        <w:t xml:space="preserve"/>
-      </w:r>
-      <w:r>
-        <w:t xml:space="preserve"/>
-      </w:r>
-      <w:r>
-        <w:rPr>
-          <w:lang w:val="en-US"/>
-        </w:rPr>
-        <w:t xml:space="preserve"/>
-      </w:r>
-      <w:r>
-        <w:t xml:space="preserve">40</w:t>
-      </w:r>
-      <w:r>
-        <w:tab/>
-        <w:t xml:space="preserve">1:06:23.5</w:t>
-      </w:r>
-      <w:r>
-        <w:tab/>
-        <w:t xml:space="preserve">143</w:t>
-      </w:r>
-      <w:r>
-        <w:tab/>
-        <w:t xml:space="preserve">Панталей Златков</w:t>
-      </w:r>
-      <w:r>
-        <w:br/>
-      </w:r>
-      <w:r>
-        <w:t xml:space="preserve"/>
-      </w:r>
-      <w:r>
-        <w:t xml:space="preserve"/>
-      </w:r>
-      <w:r>
-        <w:rPr>
-          <w:lang w:val="en-US"/>
-        </w:rPr>
-        <w:t xml:space="preserve"/>
-      </w:r>
-      <w:r>
-        <w:t xml:space="preserve">41</w:t>
-      </w:r>
-      <w:r>
-        <w:tab/>
-        <w:t xml:space="preserve">1:06:55.8</w:t>
-      </w:r>
-      <w:r>
-        <w:tab/>
-        <w:t xml:space="preserve">65</w:t>
-      </w:r>
-      <w:r>
-        <w:tab/>
-        <w:t xml:space="preserve">Данаил Павлов</w:t>
-      </w:r>
-      <w:r>
-        <w:br/>
-      </w:r>
-      <w:r>
-        <w:t xml:space="preserve"/>
-      </w:r>
-      <w:r>
-        <w:t xml:space="preserve"/>
-      </w:r>
-      <w:r>
-        <w:rPr>
-          <w:lang w:val="en-US"/>
-        </w:rPr>
-        <w:t xml:space="preserve"/>
-      </w:r>
-      <w:r>
-        <w:t xml:space="preserve">42</w:t>
-      </w:r>
-      <w:r>
-        <w:tab/>
-        <w:t xml:space="preserve">1:06:59.5</w:t>
-      </w:r>
-      <w:r>
-        <w:tab/>
-        <w:t xml:space="preserve">131</w:t>
-      </w:r>
-      <w:r>
-        <w:tab/>
-        <w:t xml:space="preserve">Невелина Павлова</w:t>
-      </w:r>
-      <w:r>
-        <w:br/>
-      </w:r>
-      <w:r>
-        <w:t xml:space="preserve"/>
-      </w:r>
-      <w:r>
-        <w:t xml:space="preserve"/>
-      </w:r>
-      <w:r>
-        <w:rPr>
-          <w:lang w:val="en-US"/>
-        </w:rPr>
-        <w:t xml:space="preserve"/>
-      </w:r>
-      <w:r>
-        <w:t xml:space="preserve">43</w:t>
-      </w:r>
-      <w:r>
-        <w:tab/>
-        <w:t xml:space="preserve">1:07:25.7</w:t>
-      </w:r>
-      <w:r>
-        <w:tab/>
-        <w:t xml:space="preserve">114</w:t>
-      </w:r>
-      <w:r>
-        <w:tab/>
-        <w:t xml:space="preserve">Лазар Кърчев</w:t>
-      </w:r>
-      <w:r>
-        <w:br/>
-      </w:r>
-      <w:r>
-        <w:t xml:space="preserve"/>
-      </w:r>
-      <w:r>
-        <w:t xml:space="preserve"/>
-      </w:r>
-      <w:r>
-        <w:rPr>
-          <w:lang w:val="en-US"/>
-        </w:rPr>
-        <w:t xml:space="preserve"/>
-      </w:r>
-      <w:r>
-        <w:t xml:space="preserve">44</w:t>
-      </w:r>
-      <w:r>
-        <w:tab/>
-        <w:t xml:space="preserve">1:07:36.5</w:t>
-      </w:r>
-      <w:r>
-        <w:tab/>
-        <w:t xml:space="preserve">112</w:t>
-      </w:r>
-      <w:r>
-        <w:tab/>
-        <w:t xml:space="preserve">Кристиян Стоянов</w:t>
-      </w:r>
-      <w:r>
-        <w:br/>
-      </w:r>
-      <w:r>
-        <w:t xml:space="preserve"/>
-      </w:r>
-      <w:r>
-        <w:t xml:space="preserve"/>
-      </w:r>
-      <w:r>
-        <w:rPr>
-          <w:lang w:val="en-US"/>
-        </w:rPr>
-        <w:t xml:space="preserve"/>
-      </w:r>
-      <w:r>
-        <w:t xml:space="preserve">45</w:t>
-      </w:r>
-      <w:r>
-        <w:tab/>
-        <w:t xml:space="preserve">1:07:50.0</w:t>
-      </w:r>
-      <w:r>
-        <w:tab/>
-        <w:t xml:space="preserve">165</w:t>
-      </w:r>
-      <w:r>
-        <w:tab/>
-        <w:t xml:space="preserve">Станислав Крушовалиев</w:t>
-      </w:r>
-      <w:r>
-        <w:br/>
-      </w:r>
-      <w:r>
-        <w:t xml:space="preserve"/>
-      </w:r>
-      <w:r>
-        <w:t xml:space="preserve"/>
-      </w:r>
-      <w:r>
-        <w:rPr>
-          <w:lang w:val="en-US"/>
-        </w:rPr>
-        <w:t xml:space="preserve"/>
-      </w:r>
-      <w:r>
-        <w:t xml:space="preserve">46</w:t>
-      </w:r>
-      <w:r>
-        <w:tab/>
-        <w:t xml:space="preserve">1:08:00.8</w:t>
-      </w:r>
-      <w:r>
-        <w:tab/>
-        <w:t xml:space="preserve">33</w:t>
-      </w:r>
-      <w:r>
-        <w:tab/>
-        <w:t xml:space="preserve">Анелия Партенова</w:t>
-      </w:r>
-      <w:r>
-        <w:br/>
-      </w:r>
-      <w:r>
-        <w:t xml:space="preserve"/>
-      </w:r>
-      <w:r>
-        <w:t xml:space="preserve"/>
-      </w:r>
-      <w:r>
-        <w:rPr>
-          <w:lang w:val="en-US"/>
-        </w:rPr>
-        <w:t xml:space="preserve"/>
-      </w:r>
-      <w:r>
-        <w:t xml:space="preserve">47</w:t>
-      </w:r>
-      <w:r>
-        <w:tab/>
-        <w:t xml:space="preserve">1:09:04.2</w:t>
-      </w:r>
-      <w:r>
-        <w:tab/>
-        <w:t xml:space="preserve">156</w:t>
-      </w:r>
-      <w:r>
-        <w:tab/>
-        <w:t xml:space="preserve">Радослав Дурев</w:t>
-      </w:r>
-      <w:r>
-        <w:br/>
-      </w:r>
-      <w:r>
-        <w:t xml:space="preserve"/>
-      </w:r>
-      <w:r>
-        <w:t xml:space="preserve"/>
-      </w:r>
-      <w:r>
-        <w:rPr>
-          <w:lang w:val="en-US"/>
-        </w:rPr>
-        <w:t xml:space="preserve"/>
-      </w:r>
-      <w:r>
-        <w:t xml:space="preserve">48</w:t>
-      </w:r>
-      <w:r>
-        <w:tab/>
-        <w:t xml:space="preserve">1:09:11.7</w:t>
-      </w:r>
-      <w:r>
-        <w:tab/>
-        <w:t xml:space="preserve">122</w:t>
-      </w:r>
-      <w:r>
-        <w:tab/>
-        <w:t xml:space="preserve">Мартин Малечков</w:t>
-      </w:r>
-      <w:r>
-        <w:br/>
-      </w:r>
-      <w:r>
-        <w:t xml:space="preserve"/>
-      </w:r>
-      <w:r>
-        <w:t xml:space="preserve"/>
-      </w:r>
-      <w:r>
-        <w:rPr>
-          <w:lang w:val="en-US"/>
-        </w:rPr>
-        <w:t xml:space="preserve"/>
-      </w:r>
-      <w:r>
-        <w:t xml:space="preserve">49</w:t>
-      </w:r>
-      <w:r>
-        <w:tab/>
-        <w:t xml:space="preserve">1:09:30.3</w:t>
-      </w:r>
-      <w:r>
-        <w:tab/>
-        <w:t xml:space="preserve">106</w:t>
-      </w:r>
-      <w:r>
-        <w:tab/>
-        <w:t xml:space="preserve">Кирил Дамянов</w:t>
-      </w:r>
-      <w:r>
-        <w:br/>
-      </w:r>
-      <w:r>
-        <w:t xml:space="preserve"/>
-      </w:r>
-      <w:r>
-        <w:t xml:space="preserve"/>
-      </w:r>
-      <w:r>
-        <w:rPr>
-          <w:lang w:val="en-US"/>
-        </w:rPr>
-        <w:t xml:space="preserve"/>
-      </w:r>
-      <w:r>
-        <w:t xml:space="preserve">50</w:t>
-      </w:r>
-      <w:r>
-        <w:tab/>
-        <w:t xml:space="preserve">1:09:39.6</w:t>
-      </w:r>
-      <w:r>
-        <w:tab/>
-        <w:t xml:space="preserve">40</w:t>
-      </w:r>
-      <w:r>
-        <w:tab/>
-        <w:t xml:space="preserve">Валентин Василев</w:t>
-      </w:r>
-      <w:r>
-        <w:br/>
-      </w:r>
-      <w:r>
-        <w:t xml:space="preserve"/>
-      </w:r>
-      <w:r>
-        <w:t xml:space="preserve"/>
-      </w:r>
-      <w:r>
-        <w:rPr>
-          <w:lang w:val="en-US"/>
-        </w:rPr>
-        <w:t xml:space="preserve"/>
-      </w:r>
-      <w:r>
-        <w:t xml:space="preserve">51</w:t>
-      </w:r>
-      <w:r>
-        <w:tab/>
-        <w:t xml:space="preserve">1:09:40.6</w:t>
-      </w:r>
-      <w:r>
-        <w:tab/>
-        <w:t xml:space="preserve">56</w:t>
-      </w:r>
-      <w:r>
-        <w:tab/>
-        <w:t xml:space="preserve">Владимир Тумбев</w:t>
-      </w:r>
-      <w:r>
-        <w:br/>
-      </w:r>
-      <w:r>
-        <w:t xml:space="preserve"/>
-      </w:r>
-      <w:r>
-        <w:t xml:space="preserve"/>
-      </w:r>
-      <w:r>
-        <w:rPr>
-          <w:lang w:val="en-US"/>
-        </w:rPr>
-        <w:t xml:space="preserve"/>
-      </w:r>
-      <w:r>
-        <w:t xml:space="preserve">52</w:t>
-      </w:r>
-      <w:r>
-        <w:tab/>
-        <w:t xml:space="preserve">1:10:46.4</w:t>
-      </w:r>
-      <w:r>
-        <w:tab/>
-        <w:t xml:space="preserve">198</w:t>
-      </w:r>
-      <w:r>
-        <w:tab/>
-        <w:t xml:space="preserve">Надя Гелова</w:t>
-      </w:r>
-      <w:r>
-        <w:br/>
-      </w:r>
-      <w:r>
-        <w:t xml:space="preserve"/>
-      </w:r>
-      <w:r>
-        <w:t xml:space="preserve"/>
-      </w:r>
-      <w:r>
-        <w:rPr>
-          <w:lang w:val="en-US"/>
-        </w:rPr>
-        <w:t xml:space="preserve"/>
-      </w:r>
-      <w:r>
-        <w:t xml:space="preserve">53</w:t>
-      </w:r>
-      <w:r>
-        <w:tab/>
-        <w:t xml:space="preserve">1:11:06.6</w:t>
-      </w:r>
-      <w:r>
-        <w:tab/>
-        <w:t xml:space="preserve">203</w:t>
-      </w:r>
-      <w:r>
-        <w:tab/>
-        <w:t xml:space="preserve">Павло Левко</w:t>
-      </w:r>
-      <w:r>
-        <w:br/>
-      </w:r>
-      <w:r>
-        <w:t xml:space="preserve"/>
-      </w:r>
-      <w:r>
-        <w:t xml:space="preserve"/>
-      </w:r>
-      <w:r>
-        <w:rPr>
-          <w:lang w:val="en-US"/>
-        </w:rPr>
-        <w:t xml:space="preserve"/>
-      </w:r>
-      <w:r>
-        <w:t xml:space="preserve">54</w:t>
-      </w:r>
-      <w:r>
-        <w:tab/>
-        <w:t xml:space="preserve">1:14:50.6</w:t>
-      </w:r>
-      <w:r>
-        <w:tab/>
-        <w:t xml:space="preserve">61</w:t>
-      </w:r>
-      <w:r>
-        <w:tab/>
-        <w:t xml:space="preserve">Георги Стоянов</w:t>
-      </w:r>
-      <w:r>
-        <w:br/>
-      </w:r>
-      <w:r>
-        <w:t xml:space="preserve"/>
-      </w:r>
-      <w:r>
-        <w:t xml:space="preserve"/>
-      </w:r>
-      <w:r>
-        <w:rPr>
-          <w:lang w:val="en-US"/>
-        </w:rPr>
-        <w:t xml:space="preserve"/>
-      </w:r>
-      <w:r>
-        <w:t xml:space="preserve">55</w:t>
-      </w:r>
-      <w:r>
-        <w:tab/>
-        <w:t xml:space="preserve">1:16:46.8</w:t>
-      </w:r>
-      <w:r>
-        <w:tab/>
-        <w:t xml:space="preserve">120</w:t>
-      </w:r>
-      <w:r>
-        <w:tab/>
-        <w:t xml:space="preserve">Мартин Добрев</w:t>
-      </w:r>
-      <w:r>
-        <w:br/>
-      </w:r>
-      <w:r>
-        <w:t xml:space="preserve"/>
-      </w:r>
-      <w:r>
-        <w:t xml:space="preserve"/>
-      </w:r>
-      <w:r>
-        <w:rPr>
-          <w:lang w:val="en-US"/>
-        </w:rPr>
-        <w:t xml:space="preserve"/>
-      </w:r>
-      <w:r>
-        <w:t xml:space="preserve">56</w:t>
-      </w:r>
-      <w:r>
-        <w:tab/>
-        <w:t xml:space="preserve">1:19:36.6</w:t>
-      </w:r>
-      <w:r>
-        <w:tab/>
-        <w:t xml:space="preserve">70</w:t>
-      </w:r>
-      <w:r>
-        <w:tab/>
-        <w:t xml:space="preserve">Делина Тенева</w:t>
-      </w:r>
-      <w:r>
-        <w:br/>
-      </w:r>
-      <w:r>
-        <w:t xml:space="preserve"/>
-      </w:r>
-      <w:r>
-        <w:t xml:space="preserve"/>
-      </w:r>
-      <w:r>
-        <w:rPr>
-          <w:lang w:val="en-US"/>
-        </w:rPr>
-        <w:t xml:space="preserve"/>
-      </w:r>
-      <w:r>
-        <w:t xml:space="preserve">57</w:t>
-      </w:r>
-      <w:r>
-        <w:tab/>
-        <w:t xml:space="preserve">1:20:06.5</w:t>
-      </w:r>
-      <w:r>
-        <w:tab/>
-        <w:t xml:space="preserve">26</w:t>
-      </w:r>
-      <w:r>
-        <w:tab/>
-        <w:t xml:space="preserve">Александър Димитров</w:t>
-      </w:r>
-      <w:r>
-        <w:br/>
-      </w:r>
-      <w:r>
-        <w:t xml:space="preserve"/>
-      </w:r>
-      <w:r>
-        <w:t xml:space="preserve"/>
-      </w:r>
-      <w:r>
-        <w:rPr>
-          <w:lang w:val="en-US"/>
-        </w:rPr>
-        <w:t xml:space="preserve"/>
-      </w:r>
-      <w:r>
-        <w:t xml:space="preserve">58</w:t>
-      </w:r>
-      <w:r>
-        <w:tab/>
-        <w:t xml:space="preserve">1:20:25.4</w:t>
-      </w:r>
-      <w:r>
-        <w:tab/>
-        <w:t xml:space="preserve">159</w:t>
-      </w:r>
-      <w:r>
-        <w:tab/>
-        <w:t xml:space="preserve">Светослав Сугарев</w:t>
-      </w:r>
-      <w:r>
-        <w:br/>
-      </w:r>
-      <w:r>
-        <w:t xml:space="preserve"/>
-      </w:r>
-      <w:r>
-        <w:t xml:space="preserve"/>
-      </w:r>
-      <w:r>
-        <w:rPr>
-          <w:lang w:val="en-US"/>
-        </w:rPr>
-        <w:t xml:space="preserve"/>
-      </w:r>
-      <w:r>
-        <w:t xml:space="preserve">59</w:t>
-      </w:r>
-      <w:r>
-        <w:tab/>
-        <w:t xml:space="preserve">1:20:26.6</w:t>
-      </w:r>
-      <w:r>
-        <w:tab/>
-        <w:t xml:space="preserve">124</w:t>
-      </w:r>
-      <w:r>
-        <w:tab/>
-        <w:t xml:space="preserve">Мартин Сугарев</w:t>
-      </w:r>
-      <w:r>
-        <w:br/>
-      </w:r>
-      <w:r>
-        <w:t xml:space="preserve"/>
-      </w:r>
-      <w:r>
-        <w:t xml:space="preserve"/>
-      </w:r>
-      <w:r>
-        <w:rPr>
-          <w:lang w:val="en-US"/>
-        </w:rPr>
-        <w:t xml:space="preserve"/>
-      </w:r>
-      <w:r>
-        <w:t xml:space="preserve">60</w:t>
-      </w:r>
-      <w:r>
-        <w:tab/>
-        <w:t xml:space="preserve">1:20:32.5</w:t>
-      </w:r>
-      <w:r>
-        <w:tab/>
-        <w:t xml:space="preserve">158</w:t>
-      </w:r>
-      <w:r>
-        <w:tab/>
-        <w:t xml:space="preserve">Сабина  Гълъбова</w:t>
-      </w:r>
-      <w:r>
-        <w:br/>
-      </w:r>
-      <w:r>
-        <w:t xml:space="preserve"/>
-      </w:r>
-      <w:r>
-        <w:t xml:space="preserve"/>
-      </w:r>
-      <w:r>
-        <w:rPr>
-          <w:lang w:val="en-US"/>
-        </w:rPr>
-        <w:t xml:space="preserve"/>
-      </w:r>
-      <w:r>
-        <w:t xml:space="preserve">61</w:t>
-      </w:r>
-      <w:r>
-        <w:tab/>
-        <w:t xml:space="preserve">1:23:08.3</w:t>
-      </w:r>
-      <w:r>
-        <w:tab/>
-        <w:t xml:space="preserve">142</w:t>
-      </w:r>
-      <w:r>
-        <w:tab/>
-        <w:t xml:space="preserve">Памела Узунова</w:t>
-      </w:r>
-      <w:r>
-        <w:br/>
-      </w:r>
-      <w:r>
-        <w:t xml:space="preserve"/>
-      </w:r>
-      <w:r>
-        <w:t xml:space="preserve"/>
-      </w:r>
-      <w:r>
-        <w:rPr>
-          <w:lang w:val="en-US"/>
-        </w:rPr>
-        <w:t xml:space="preserve"/>
-      </w:r>
-      <w:r>
-        <w:t xml:space="preserve">62</w:t>
-      </w:r>
-      <w:r>
-        <w:tab/>
-        <w:t xml:space="preserve">1:24:06.6</w:t>
-      </w:r>
-      <w:r>
-        <w:tab/>
-        <w:t xml:space="preserve">94</w:t>
-      </w:r>
-      <w:r>
-        <w:tab/>
-        <w:t xml:space="preserve">Иван Белянов</w:t>
-      </w:r>
-      <w:r>
-        <w:br/>
-      </w:r>
-      <w:r>
-        <w:t xml:space="preserve"/>
-      </w:r>
-      <w:r>
-        <w:t xml:space="preserve"/>
-      </w:r>
-      <w:r>
-        <w:rPr>
-          <w:lang w:val="en-US"/>
-        </w:rPr>
-        <w:t xml:space="preserve"/>
-      </w:r>
-      <w:r>
-        <w:t xml:space="preserve">63</w:t>
-      </w:r>
-      <w:r>
-        <w:tab/>
-        <w:t xml:space="preserve">1:27:57.9</w:t>
-      </w:r>
-      <w:r>
-        <w:tab/>
-        <w:t xml:space="preserve">113</w:t>
-      </w:r>
-      <w:r>
-        <w:tab/>
-        <w:t xml:space="preserve">Лазар Варин</w:t>
-      </w:r>
-      <w:r>
-        <w:br/>
-      </w:r>
-      <w:r>
-        <w:t xml:space="preserve"/>
-      </w:r>
-      <w:r>
-        <w:t xml:space="preserve"/>
-      </w:r>
-      <w:r>
-        <w:rPr>
-          <w:lang w:val="en-US"/>
-        </w:rPr>
-        <w:t xml:space="preserve"/>
-      </w:r>
-      <w:r>
-        <w:t xml:space="preserve">64</w:t>
-      </w:r>
-      <w:r>
-        <w:tab/>
-        <w:t xml:space="preserve">1:29:14.7</w:t>
-      </w:r>
-      <w:r>
-        <w:tab/>
-        <w:t xml:space="preserve">175</w:t>
-      </w:r>
-      <w:r>
-        <w:tab/>
-        <w:t xml:space="preserve">Аглика Бяндова</w:t>
-      </w:r>
-      <w:r>
-        <w:br/>
-      </w:r>
-      <w:r>
-        <w:t xml:space="preserve"/>
-      </w:r>
-      <w:r>
-        <w:t xml:space="preserve"/>
-      </w:r>
-      <w:r>
-        <w:rPr>
-          <w:lang w:val="en-US"/>
-        </w:rPr>
-        <w:t xml:space="preserve"/>
-      </w:r>
-      <w:r>
-        <w:t xml:space="preserve">65</w:t>
-      </w:r>
-      <w:r>
-        <w:tab/>
-        <w:t xml:space="preserve">1:37:45.5</w:t>
-      </w:r>
-      <w:r>
-        <w:tab/>
-        <w:t xml:space="preserve">75</w:t>
-      </w:r>
-      <w:r>
-        <w:tab/>
-        <w:t xml:space="preserve">Димитър Дишев</w:t>
-      </w:r>
-      <w:r>
-        <w:br/>
-      </w:r>
-      <w:r>
-        <w:t xml:space="preserve"/>
-      </w:r>
-      <w:r>
-        <w:t xml:space="preserve"/>
-      </w:r>
-      <w:r>
-        <w:rPr>
-          <w:lang w:val="en-US"/>
-        </w:rPr>
-        <w:t xml:space="preserve"/>
-      </w:r>
-      <w:r>
-        <w:t xml:space="preserve">66</w:t>
-      </w:r>
-      <w:r>
-        <w:tab/>
-        <w:t xml:space="preserve">1:41:31.3</w:t>
-      </w:r>
-      <w:r>
-        <w:tab/>
-        <w:t xml:space="preserve">133</w:t>
-      </w:r>
-      <w:r>
-        <w:tab/>
-        <w:t xml:space="preserve">Никол Калчева</w:t>
-      </w:r>
-      <w:r>
-        <w:br/>
-      </w:r>
-      <w:r>
-        <w:t xml:space="preserve"/>
-      </w:r>
-      <w:r>
-        <w:t xml:space="preserve"/>
-      </w:r>
-      <w:r>
-        <w:rPr>
-          <w:lang w:val="en-US"/>
-        </w:rPr>
-        <w:t xml:space="preserve"/>
-      </w:r>
-      <w:r>
-        <w:t xml:space="preserve">67</w:t>
-      </w:r>
-      <w:r>
-        <w:tab/>
-        <w:t xml:space="preserve">1:46:18.6</w:t>
-      </w:r>
-      <w:r>
-        <w:tab/>
-        <w:t xml:space="preserve">71</w:t>
-      </w:r>
-      <w:r>
-        <w:tab/>
-        <w:t xml:space="preserve">Деница Минчева</w:t>
-      </w:r>
-      <w:r>
-        <w:br/>
-      </w:r>
-      <w:r>
-        <w:t xml:space="preserve"/>
-      </w:r>
-      <w:r>
-        <w:t xml:space="preserve"/>
-      </w:r>
-      <w:r>
-        <w:rPr>
-          <w:lang w:val="en-US"/>
-        </w:rPr>
-        <w:t xml:space="preserve"/>
-      </w:r>
-      <w:r>
-        <w:t xml:space="preserve">68</w:t>
-      </w:r>
-      <w:r>
-        <w:tab/>
-        <w:t xml:space="preserve">1:51:39.8</w:t>
-      </w:r>
-      <w:r>
-        <w:tab/>
-        <w:t xml:space="preserve">115</w:t>
-      </w:r>
-      <w:r>
-        <w:tab/>
-        <w:t xml:space="preserve">Лора Божилова</w:t>
-      </w:r>
-      <w:r>
-        <w:br/>
-      </w:r>
-      <w:r>
-        <w:t xml:space="preserve"/>
-      </w:r>
-      <w:r>
-        <w:t xml:space="preserve"/>
-      </w:r>
-      <w:r>
-        <w:rPr>
-          <w:lang w:val="en-US"/>
-        </w:rPr>
-        <w:t xml:space="preserve"/>
-      </w:r>
-      <w:r>
-        <w:t xml:space="preserve">69</w:t>
-      </w:r>
-      <w:r>
-        <w:tab/>
-        <w:t xml:space="preserve">2:05:01.9</w:t>
-      </w:r>
-      <w:r>
-        <w:tab/>
-        <w:t xml:space="preserve">185</w:t>
-      </w:r>
-      <w:r>
-        <w:tab/>
-        <w:t xml:space="preserve">Христо Боянов</w:t>
-      </w:r>
-      <w:r>
-        <w:br/>
-      </w:r>
-      <w:r>
         <w:t xml:space="preserve"/>
       </w:r>
       <w:r>
@@ -7210,7 +7429,7 @@
                 <w:sz w:val="20"/>
                 <w:szCs w:val="20"/>
               </w:rPr>
-              <w:t xml:space="preserve">36</w:t>
+              <w:t xml:space="preserve">38</w:t>
             </w:r>
           </w:p>
         </w:tc>
@@ -7232,7 +7451,7 @@
                 <w:sz w:val="20"/>
                 <w:szCs w:val="20"/>
               </w:rPr>
-              <w:t xml:space="preserve">28</w:t>
+              <w:t xml:space="preserve">30</w:t>
             </w:r>
           </w:p>
         </w:tc>
@@ -7300,7 +7519,7 @@
                 <w:sz w:val="20"/>
                 <w:szCs w:val="20"/>
               </w:rPr>
-              <w:t xml:space="preserve">63</w:t>
+              <w:t xml:space="preserve">38</w:t>
             </w:r>
           </w:p>
         </w:tc>
@@ -7322,7 +7541,7 @@
                 <w:sz w:val="20"/>
                 <w:szCs w:val="20"/>
               </w:rPr>
-              <w:t xml:space="preserve">49</w:t>
+              <w:t xml:space="preserve">30</w:t>
             </w:r>
           </w:p>
         </w:tc>
@@ -7344,7 +7563,7 @@
                 <w:sz w:val="20"/>
                 <w:szCs w:val="20"/>
               </w:rPr>
-              <w:t xml:space="preserve">14</w:t>
+              <w:t xml:space="preserve">8</w:t>
             </w:r>
           </w:p>
         </w:tc>
@@ -8078,6 +8297,42 @@
         <w:t xml:space="preserve"/>
       </w:r>
       <w:r>
+        <w:t xml:space="preserve"/>
+      </w:r>
+      <w:r>
+        <w:rPr>
+          <w:lang w:val="en-US"/>
+        </w:rPr>
+        <w:t xml:space="preserve"/>
+      </w:r>
+      <w:r>
+        <w:t xml:space="preserve"/>
+      </w:r>
+      <w:r>
+        <w:rPr>
+          <w:lang w:val="en-US"/>
+        </w:rPr>
+        <w:t xml:space="preserve"/>
+      </w:r>
+      <w:r>
+        <w:t xml:space="preserve"/>
+      </w:r>
+      <w:r>
+        <w:rPr>
+          <w:lang w:val="en-US"/>
+        </w:rPr>
+        <w:t xml:space="preserve"/>
+      </w:r>
+      <w:r>
+        <w:t xml:space="preserve"/>
+      </w:r>
+      <w:r>
+        <w:rPr>
+          <w:lang w:val="en-US"/>
+        </w:rPr>
+        <w:t xml:space="preserve"/>
+      </w:r>
+      <w:r>
         <w:t xml:space="preserve">1</w:t>
       </w:r>
       <w:r>
@@ -8232,6 +8487,36 @@
       </w:r>
       <w:r>
         <w:tab/>
+        <w:t xml:space="preserve">0:52:48.9</w:t>
+      </w:r>
+      <w:r>
+        <w:tab/>
+        <w:t xml:space="preserve">25</w:t>
+      </w:r>
+      <w:r>
+        <w:tab/>
+        <w:t xml:space="preserve">Александър Димитров</w:t>
+      </w:r>
+      <w:r>
+        <w:br/>
+      </w:r>
+      <w:r>
+        <w:t xml:space="preserve"/>
+      </w:r>
+      <w:r>
+        <w:t xml:space="preserve"/>
+      </w:r>
+      <w:r>
+        <w:rPr>
+          <w:lang w:val="en-US"/>
+        </w:rPr>
+        <w:t xml:space="preserve"/>
+      </w:r>
+      <w:r>
+        <w:t xml:space="preserve">7</w:t>
+      </w:r>
+      <w:r>
+        <w:tab/>
         <w:t xml:space="preserve">0:52:58.9</w:t>
       </w:r>
       <w:r>
@@ -8258,7 +8543,7 @@
         <w:t xml:space="preserve"/>
       </w:r>
       <w:r>
-        <w:t xml:space="preserve">7</w:t>
+        <w:t xml:space="preserve">8</w:t>
       </w:r>
       <w:r>
         <w:tab/>
@@ -8288,19 +8573,619 @@
         <w:t xml:space="preserve"/>
       </w:r>
       <w:r>
+        <w:t xml:space="preserve">9</w:t>
+      </w:r>
+      <w:r>
+        <w:tab/>
+        <w:t xml:space="preserve">0:53:51.9</w:t>
+      </w:r>
+      <w:r>
+        <w:tab/>
+        <w:t xml:space="preserve">172</w:t>
+      </w:r>
+      <w:r>
+        <w:tab/>
+        <w:t xml:space="preserve">Юлиан Валентинов Иванов</w:t>
+      </w:r>
+      <w:r>
+        <w:br/>
+      </w:r>
+      <w:r>
+        <w:t xml:space="preserve"/>
+      </w:r>
+      <w:r>
+        <w:t xml:space="preserve"/>
+      </w:r>
+      <w:r>
+        <w:rPr>
+          <w:lang w:val="en-US"/>
+        </w:rPr>
+        <w:t xml:space="preserve"/>
+      </w:r>
+      <w:r>
+        <w:t xml:space="preserve">10</w:t>
+      </w:r>
+      <w:r>
+        <w:tab/>
+        <w:t xml:space="preserve">0:54:17.8</w:t>
+      </w:r>
+      <w:r>
+        <w:tab/>
+        <w:t xml:space="preserve">166</w:t>
+      </w:r>
+      <w:r>
+        <w:tab/>
+        <w:t xml:space="preserve">Стоян Мавродиев</w:t>
+      </w:r>
+      <w:r>
+        <w:br/>
+      </w:r>
+      <w:r>
+        <w:t xml:space="preserve"/>
+      </w:r>
+      <w:r>
+        <w:t xml:space="preserve"/>
+      </w:r>
+      <w:r>
+        <w:rPr>
+          <w:lang w:val="en-US"/>
+        </w:rPr>
+        <w:t xml:space="preserve"/>
+      </w:r>
+      <w:r>
+        <w:t xml:space="preserve">11</w:t>
+      </w:r>
+      <w:r>
+        <w:tab/>
+        <w:t xml:space="preserve">0:54:52.8</w:t>
+      </w:r>
+      <w:r>
+        <w:tab/>
+        <w:t xml:space="preserve">15</w:t>
+      </w:r>
+      <w:r>
+        <w:tab/>
+        <w:t xml:space="preserve">Ивона Михайлова</w:t>
+      </w:r>
+      <w:r>
+        <w:br/>
+      </w:r>
+      <w:r>
+        <w:t xml:space="preserve"/>
+      </w:r>
+      <w:r>
+        <w:t xml:space="preserve"/>
+      </w:r>
+      <w:r>
+        <w:rPr>
+          <w:lang w:val="en-US"/>
+        </w:rPr>
+        <w:t xml:space="preserve"/>
+      </w:r>
+      <w:r>
+        <w:t xml:space="preserve">12</w:t>
+      </w:r>
+      <w:r>
+        <w:tab/>
+        <w:t xml:space="preserve">0:55:54.5</w:t>
+      </w:r>
+      <w:r>
+        <w:tab/>
+        <w:t xml:space="preserve">88</w:t>
+      </w:r>
+      <w:r>
+        <w:tab/>
+        <w:t xml:space="preserve">Емил Димитров</w:t>
+      </w:r>
+      <w:r>
+        <w:br/>
+      </w:r>
+      <w:r>
+        <w:t xml:space="preserve"/>
+      </w:r>
+      <w:r>
+        <w:t xml:space="preserve"/>
+      </w:r>
+      <w:r>
+        <w:rPr>
+          <w:lang w:val="en-US"/>
+        </w:rPr>
+        <w:t xml:space="preserve"/>
+      </w:r>
+      <w:r>
+        <w:t xml:space="preserve">13</w:t>
+      </w:r>
+      <w:r>
+        <w:tab/>
+        <w:t xml:space="preserve">0:56:09.1</w:t>
+      </w:r>
+      <w:r>
+        <w:tab/>
+        <w:t xml:space="preserve">102</w:t>
+      </w:r>
+      <w:r>
+        <w:tab/>
+        <w:t xml:space="preserve">Илиян Петков</w:t>
+      </w:r>
+      <w:r>
+        <w:br/>
+      </w:r>
+      <w:r>
+        <w:t xml:space="preserve"/>
+      </w:r>
+      <w:r>
+        <w:t xml:space="preserve"/>
+      </w:r>
+      <w:r>
+        <w:rPr>
+          <w:lang w:val="en-US"/>
+        </w:rPr>
+        <w:t xml:space="preserve"/>
+      </w:r>
+      <w:r>
+        <w:t xml:space="preserve">14</w:t>
+      </w:r>
+      <w:r>
+        <w:tab/>
+        <w:t xml:space="preserve">0:56:10.1</w:t>
+      </w:r>
+      <w:r>
+        <w:tab/>
+        <w:t xml:space="preserve">180</w:t>
+      </w:r>
+      <w:r>
+        <w:tab/>
+        <w:t xml:space="preserve">Емилиян Френчев</w:t>
+      </w:r>
+      <w:r>
+        <w:br/>
+      </w:r>
+      <w:r>
+        <w:t xml:space="preserve"/>
+      </w:r>
+      <w:r>
+        <w:t xml:space="preserve"/>
+      </w:r>
+      <w:r>
+        <w:rPr>
+          <w:lang w:val="en-US"/>
+        </w:rPr>
+        <w:t xml:space="preserve"/>
+      </w:r>
+      <w:r>
+        <w:t xml:space="preserve">15</w:t>
+      </w:r>
+      <w:r>
+        <w:tab/>
+        <w:t xml:space="preserve">0:58:33.6</w:t>
+      </w:r>
+      <w:r>
+        <w:tab/>
+        <w:t xml:space="preserve">149</w:t>
+      </w:r>
+      <w:r>
+        <w:tab/>
+        <w:t xml:space="preserve">Петър Тодоров</w:t>
+      </w:r>
+      <w:r>
+        <w:br/>
+      </w:r>
+      <w:r>
+        <w:t xml:space="preserve"/>
+      </w:r>
+      <w:r>
+        <w:t xml:space="preserve"/>
+      </w:r>
+      <w:r>
+        <w:rPr>
+          <w:lang w:val="en-US"/>
+        </w:rPr>
+        <w:t xml:space="preserve"/>
+      </w:r>
+      <w:r>
+        <w:t xml:space="preserve">16</w:t>
+      </w:r>
+      <w:r>
+        <w:tab/>
+        <w:t xml:space="preserve">0:59:08.6</w:t>
+      </w:r>
+      <w:r>
+        <w:tab/>
+        <w:t xml:space="preserve">23</w:t>
+      </w:r>
+      <w:r>
+        <w:tab/>
+        <w:t xml:space="preserve">Александър Бекяров</w:t>
+      </w:r>
+      <w:r>
+        <w:br/>
+      </w:r>
+      <w:r>
+        <w:t xml:space="preserve"/>
+      </w:r>
+      <w:r>
+        <w:t xml:space="preserve"/>
+      </w:r>
+      <w:r>
+        <w:rPr>
+          <w:lang w:val="en-US"/>
+        </w:rPr>
+        <w:t xml:space="preserve"/>
+      </w:r>
+      <w:r>
+        <w:t xml:space="preserve">17</w:t>
+      </w:r>
+      <w:r>
+        <w:tab/>
+        <w:t xml:space="preserve">0:59:43.6</w:t>
+      </w:r>
+      <w:r>
+        <w:tab/>
+        <w:t xml:space="preserve">60</w:t>
+      </w:r>
+      <w:r>
+        <w:tab/>
+        <w:t xml:space="preserve">Георги Котирков</w:t>
+      </w:r>
+      <w:r>
+        <w:br/>
+      </w:r>
+      <w:r>
+        <w:t xml:space="preserve"/>
+      </w:r>
+      <w:r>
+        <w:t xml:space="preserve"/>
+      </w:r>
+      <w:r>
+        <w:rPr>
+          <w:lang w:val="en-US"/>
+        </w:rPr>
+        <w:t xml:space="preserve"/>
+      </w:r>
+      <w:r>
+        <w:t xml:space="preserve">18</w:t>
+      </w:r>
+      <w:r>
+        <w:tab/>
+        <w:t xml:space="preserve">1:00:15.7</w:t>
+      </w:r>
+      <w:r>
+        <w:tab/>
+        <w:t xml:space="preserve">109</w:t>
+      </w:r>
+      <w:r>
+        <w:tab/>
+        <w:t xml:space="preserve">Красимир Гергов</w:t>
+      </w:r>
+      <w:r>
+        <w:br/>
+      </w:r>
+      <w:r>
+        <w:t xml:space="preserve"/>
+      </w:r>
+      <w:r>
+        <w:t xml:space="preserve"/>
+      </w:r>
+      <w:r>
+        <w:rPr>
+          <w:lang w:val="en-US"/>
+        </w:rPr>
+        <w:t xml:space="preserve"/>
+      </w:r>
+      <w:r>
+        <w:t xml:space="preserve">19</w:t>
+      </w:r>
+      <w:r>
+        <w:tab/>
+        <w:t xml:space="preserve">1:00:20.7</w:t>
+      </w:r>
+      <w:r>
+        <w:tab/>
+        <w:t xml:space="preserve">90</w:t>
+      </w:r>
+      <w:r>
+        <w:tab/>
+        <w:t xml:space="preserve">Емил Филипов</w:t>
+      </w:r>
+      <w:r>
+        <w:br/>
+      </w:r>
+      <w:r>
+        <w:t xml:space="preserve"/>
+      </w:r>
+      <w:r>
+        <w:t xml:space="preserve"/>
+      </w:r>
+      <w:r>
+        <w:rPr>
+          <w:lang w:val="en-US"/>
+        </w:rPr>
+        <w:t xml:space="preserve"/>
+      </w:r>
+      <w:r>
+        <w:t xml:space="preserve">20</w:t>
+      </w:r>
+      <w:r>
+        <w:tab/>
+        <w:t xml:space="preserve">1:01:47.5</w:t>
+      </w:r>
+      <w:r>
+        <w:tab/>
+        <w:t xml:space="preserve">174</w:t>
+      </w:r>
+      <w:r>
+        <w:tab/>
+        <w:t xml:space="preserve">Янко Месьов</w:t>
+      </w:r>
+      <w:r>
+        <w:br/>
+      </w:r>
+      <w:r>
+        <w:t xml:space="preserve"/>
+      </w:r>
+      <w:r>
+        <w:t xml:space="preserve"/>
+      </w:r>
+      <w:r>
+        <w:rPr>
+          <w:lang w:val="en-US"/>
+        </w:rPr>
+        <w:t xml:space="preserve"/>
+      </w:r>
+      <w:r>
+        <w:t xml:space="preserve">21</w:t>
+      </w:r>
+      <w:r>
+        <w:tab/>
+        <w:t xml:space="preserve">1:03:15.8</w:t>
+      </w:r>
+      <w:r>
+        <w:tab/>
+        <w:t xml:space="preserve">163</w:t>
+      </w:r>
+      <w:r>
+        <w:tab/>
+        <w:t xml:space="preserve">Славчо Тумбев</w:t>
+      </w:r>
+      <w:r>
+        <w:br/>
+      </w:r>
+      <w:r>
+        <w:t xml:space="preserve"/>
+      </w:r>
+      <w:r>
+        <w:t xml:space="preserve"/>
+      </w:r>
+      <w:r>
+        <w:rPr>
+          <w:lang w:val="en-US"/>
+        </w:rPr>
+        <w:t xml:space="preserve"/>
+      </w:r>
+      <w:r>
+        <w:t xml:space="preserve">22</w:t>
+      </w:r>
+      <w:r>
+        <w:tab/>
+        <w:t xml:space="preserve">1:03:40.6</w:t>
+      </w:r>
+      <w:r>
+        <w:tab/>
+        <w:t xml:space="preserve">214</w:t>
+      </w:r>
+      <w:r>
+        <w:tab/>
+        <w:t xml:space="preserve">Влади Веков</w:t>
+      </w:r>
+      <w:r>
+        <w:br/>
+      </w:r>
+      <w:r>
+        <w:t xml:space="preserve"/>
+      </w:r>
+      <w:r>
+        <w:t xml:space="preserve"/>
+      </w:r>
+      <w:r>
+        <w:rPr>
+          <w:lang w:val="en-US"/>
+        </w:rPr>
+        <w:t xml:space="preserve"/>
+      </w:r>
+      <w:r>
+        <w:t xml:space="preserve">23</w:t>
+      </w:r>
+      <w:r>
+        <w:tab/>
+        <w:t xml:space="preserve">1:05:29.1</w:t>
+      </w:r>
+      <w:r>
+        <w:tab/>
+        <w:t xml:space="preserve">190</w:t>
+      </w:r>
+      <w:r>
+        <w:tab/>
+        <w:t xml:space="preserve">Костадин Ганчев</w:t>
+      </w:r>
+      <w:r>
+        <w:br/>
+      </w:r>
+      <w:r>
+        <w:t xml:space="preserve"/>
+      </w:r>
+      <w:r>
+        <w:t xml:space="preserve"/>
+      </w:r>
+      <w:r>
+        <w:rPr>
+          <w:lang w:val="en-US"/>
+        </w:rPr>
+        <w:t xml:space="preserve"/>
+      </w:r>
+      <w:r>
+        <w:t xml:space="preserve">24</w:t>
+      </w:r>
+      <w:r>
+        <w:tab/>
+        <w:t xml:space="preserve">1:05:58.2</w:t>
+      </w:r>
+      <w:r>
+        <w:tab/>
+        <w:t xml:space="preserve">24</w:t>
+      </w:r>
+      <w:r>
+        <w:tab/>
+        <w:t xml:space="preserve">Александър Грънчаров</w:t>
+      </w:r>
+      <w:r>
+        <w:br/>
+      </w:r>
+      <w:r>
+        <w:t xml:space="preserve"/>
+      </w:r>
+      <w:r>
+        <w:t xml:space="preserve"/>
+      </w:r>
+      <w:r>
+        <w:rPr>
+          <w:lang w:val="en-US"/>
+        </w:rPr>
+        <w:t xml:space="preserve"/>
+      </w:r>
+      <w:r>
+        <w:t xml:space="preserve">25</w:t>
+      </w:r>
+      <w:r>
+        <w:tab/>
+        <w:t xml:space="preserve">1:06:50.8</w:t>
+      </w:r>
+      <w:r>
+        <w:tab/>
+        <w:t xml:space="preserve">162</w:t>
+      </w:r>
+      <w:r>
+        <w:tab/>
+        <w:t xml:space="preserve">Славчо Тричков</w:t>
+      </w:r>
+      <w:r>
+        <w:br/>
+      </w:r>
+      <w:r>
+        <w:t xml:space="preserve"/>
+      </w:r>
+      <w:r>
+        <w:t xml:space="preserve"/>
+      </w:r>
+      <w:r>
+        <w:rPr>
+          <w:lang w:val="en-US"/>
+        </w:rPr>
+        <w:t xml:space="preserve"/>
+      </w:r>
+      <w:r>
+        <w:t xml:space="preserve">26</w:t>
+      </w:r>
+      <w:r>
+        <w:tab/>
+        <w:t xml:space="preserve">1:08:18.9</w:t>
+      </w:r>
+      <w:r>
+        <w:tab/>
+        <w:t xml:space="preserve">138</w:t>
+      </w:r>
+      <w:r>
+        <w:tab/>
+        <w:t xml:space="preserve">Нина Чолева</w:t>
+      </w:r>
+      <w:r>
+        <w:br/>
+      </w:r>
+      <w:r>
+        <w:t xml:space="preserve"/>
+      </w:r>
+      <w:r>
+        <w:t xml:space="preserve"/>
+      </w:r>
+      <w:r>
+        <w:rPr>
+          <w:lang w:val="en-US"/>
+        </w:rPr>
+        <w:t xml:space="preserve"/>
+      </w:r>
+      <w:r>
+        <w:t xml:space="preserve">27</w:t>
+      </w:r>
+      <w:r>
+        <w:tab/>
+        <w:t xml:space="preserve">1:08:52.7</w:t>
+      </w:r>
+      <w:r>
+        <w:tab/>
+        <w:t xml:space="preserve">171</w:t>
+      </w:r>
+      <w:r>
+        <w:tab/>
+        <w:t xml:space="preserve">Христо Топузов</w:t>
+      </w:r>
+      <w:r>
+        <w:br/>
+      </w:r>
+      <w:r>
+        <w:t xml:space="preserve"/>
+      </w:r>
+      <w:r>
+        <w:t xml:space="preserve"/>
+      </w:r>
+      <w:r>
+        <w:rPr>
+          <w:lang w:val="en-US"/>
+        </w:rPr>
+        <w:t xml:space="preserve"/>
+      </w:r>
+      <w:r>
+        <w:t xml:space="preserve">28</w:t>
+      </w:r>
+      <w:r>
+        <w:tab/>
+        <w:t xml:space="preserve">1:13:03.0</w:t>
+      </w:r>
+      <w:r>
+        <w:tab/>
+        <w:t xml:space="preserve">154</w:t>
+      </w:r>
+      <w:r>
+        <w:tab/>
+        <w:t xml:space="preserve">Радка Петкова</w:t>
+      </w:r>
+      <w:r>
+        <w:br/>
+      </w:r>
+      <w:r>
+        <w:t xml:space="preserve"/>
+      </w:r>
+      <w:r>
+        <w:t xml:space="preserve"/>
+      </w:r>
+      <w:r>
+        <w:rPr>
+          <w:lang w:val="en-US"/>
+        </w:rPr>
+        <w:t xml:space="preserve"/>
+      </w:r>
+      <w:r>
+        <w:t xml:space="preserve">29</w:t>
+      </w:r>
+      <w:r>
+        <w:tab/>
+        <w:t xml:space="preserve">1:16:55.1</w:t>
+      </w:r>
+      <w:r>
+        <w:tab/>
         <w:t xml:space="preserve">8</w:t>
       </w:r>
       <w:r>
         <w:tab/>
-        <w:t xml:space="preserve">0:53:51.9</w:t>
-      </w:r>
-      <w:r>
-        <w:tab/>
-        <w:t xml:space="preserve">172</w:t>
-      </w:r>
-      <w:r>
-        <w:tab/>
-        <w:t xml:space="preserve">Юлиан Валентинов Иванов</w:t>
+        <w:t xml:space="preserve">Слави Асенов</w:t>
       </w:r>
       <w:r>
         <w:br/>
@@ -8318,19 +9203,19 @@
         <w:t xml:space="preserve"/>
       </w:r>
       <w:r>
-        <w:t xml:space="preserve">9</w:t>
-      </w:r>
-      <w:r>
-        <w:tab/>
-        <w:t xml:space="preserve">0:54:17.8</w:t>
-      </w:r>
-      <w:r>
-        <w:tab/>
-        <w:t xml:space="preserve">166</w:t>
-      </w:r>
-      <w:r>
-        <w:tab/>
-        <w:t xml:space="preserve">Стоян Мавродиев</w:t>
+        <w:t xml:space="preserve">30</w:t>
+      </w:r>
+      <w:r>
+        <w:tab/>
+        <w:t xml:space="preserve">1:22:33.8</w:t>
+      </w:r>
+      <w:r>
+        <w:tab/>
+        <w:t xml:space="preserve">74</w:t>
+      </w:r>
+      <w:r>
+        <w:tab/>
+        <w:t xml:space="preserve">Димитър Димитров</w:t>
       </w:r>
       <w:r>
         <w:br/>
@@ -8348,19 +9233,19 @@
         <w:t xml:space="preserve"/>
       </w:r>
       <w:r>
-        <w:t xml:space="preserve">10</w:t>
-      </w:r>
-      <w:r>
-        <w:tab/>
-        <w:t xml:space="preserve">0:54:52.8</w:t>
-      </w:r>
-      <w:r>
-        <w:tab/>
-        <w:t xml:space="preserve">15</w:t>
-      </w:r>
-      <w:r>
-        <w:tab/>
-        <w:t xml:space="preserve">Ивона Михайлова</w:t>
+        <w:t xml:space="preserve">31</w:t>
+      </w:r>
+      <w:r>
+        <w:tab/>
+        <w:t xml:space="preserve">1:22:47.7</w:t>
+      </w:r>
+      <w:r>
+        <w:tab/>
+        <w:t xml:space="preserve">148</w:t>
+      </w:r>
+      <w:r>
+        <w:tab/>
+        <w:t xml:space="preserve">Петър Рангелов</w:t>
       </w:r>
       <w:r>
         <w:br/>
@@ -8378,19 +9263,19 @@
         <w:t xml:space="preserve"/>
       </w:r>
       <w:r>
-        <w:t xml:space="preserve">11</w:t>
-      </w:r>
-      <w:r>
-        <w:tab/>
-        <w:t xml:space="preserve">0:55:54.5</w:t>
-      </w:r>
-      <w:r>
-        <w:tab/>
-        <w:t xml:space="preserve">88</w:t>
-      </w:r>
-      <w:r>
-        <w:tab/>
-        <w:t xml:space="preserve">Емил Димитров</w:t>
+        <w:t xml:space="preserve">32</w:t>
+      </w:r>
+      <w:r>
+        <w:tab/>
+        <w:t xml:space="preserve">1:27:43.8</w:t>
+      </w:r>
+      <w:r>
+        <w:tab/>
+        <w:t xml:space="preserve">208</w:t>
+      </w:r>
+      <w:r>
+        <w:tab/>
+        <w:t xml:space="preserve">Райна Коюва</w:t>
       </w:r>
       <w:r>
         <w:br/>
@@ -8408,19 +9293,19 @@
         <w:t xml:space="preserve"/>
       </w:r>
       <w:r>
-        <w:t xml:space="preserve">12</w:t>
-      </w:r>
-      <w:r>
-        <w:tab/>
-        <w:t xml:space="preserve">0:56:19.1</w:t>
-      </w:r>
-      <w:r>
-        <w:tab/>
-        <w:t xml:space="preserve">102</w:t>
-      </w:r>
-      <w:r>
-        <w:tab/>
-        <w:t xml:space="preserve">Илиян Петков</w:t>
+        <w:t xml:space="preserve">33</w:t>
+      </w:r>
+      <w:r>
+        <w:tab/>
+        <w:t xml:space="preserve">1:32:16.8</w:t>
+      </w:r>
+      <w:r>
+        <w:tab/>
+        <w:t xml:space="preserve">78</w:t>
+      </w:r>
+      <w:r>
+        <w:tab/>
+        <w:t xml:space="preserve">Димитър Стоянов</w:t>
       </w:r>
       <w:r>
         <w:br/>
@@ -8438,19 +9323,19 @@
         <w:t xml:space="preserve"/>
       </w:r>
       <w:r>
-        <w:t xml:space="preserve">13</w:t>
-      </w:r>
-      <w:r>
-        <w:tab/>
-        <w:t xml:space="preserve">0:58:33.6</w:t>
-      </w:r>
-      <w:r>
-        <w:tab/>
-        <w:t xml:space="preserve">149</w:t>
-      </w:r>
-      <w:r>
-        <w:tab/>
-        <w:t xml:space="preserve">Петър Тодоров</w:t>
+        <w:t xml:space="preserve">34</w:t>
+      </w:r>
+      <w:r>
+        <w:tab/>
+        <w:t xml:space="preserve">1:34:20.1</w:t>
+      </w:r>
+      <w:r>
+        <w:tab/>
+        <w:t xml:space="preserve">91</w:t>
+      </w:r>
+      <w:r>
+        <w:tab/>
+        <w:t xml:space="preserve">Емилия Драгосинова</w:t>
       </w:r>
       <w:r>
         <w:br/>
@@ -8468,19 +9353,19 @@
         <w:t xml:space="preserve"/>
       </w:r>
       <w:r>
-        <w:t xml:space="preserve">14</w:t>
-      </w:r>
-      <w:r>
-        <w:tab/>
-        <w:t xml:space="preserve">0:59:08.6</w:t>
-      </w:r>
-      <w:r>
-        <w:tab/>
-        <w:t xml:space="preserve">23</w:t>
-      </w:r>
-      <w:r>
-        <w:tab/>
-        <w:t xml:space="preserve">Александър Бекяров</w:t>
+        <w:t xml:space="preserve">35</w:t>
+      </w:r>
+      <w:r>
+        <w:tab/>
+        <w:t xml:space="preserve">1:35:12.8</w:t>
+      </w:r>
+      <w:r>
+        <w:tab/>
+        <w:t xml:space="preserve">207</w:t>
+      </w:r>
+      <w:r>
+        <w:tab/>
+        <w:t xml:space="preserve">Асен Асенов</w:t>
       </w:r>
       <w:r>
         <w:br/>
@@ -8498,19 +9383,19 @@
         <w:t xml:space="preserve"/>
       </w:r>
       <w:r>
-        <w:t xml:space="preserve">15</w:t>
-      </w:r>
-      <w:r>
-        <w:tab/>
-        <w:t xml:space="preserve">0:59:43.6</w:t>
-      </w:r>
-      <w:r>
-        <w:tab/>
-        <w:t xml:space="preserve">60</w:t>
-      </w:r>
-      <w:r>
-        <w:tab/>
-        <w:t xml:space="preserve">Георги Котирков</w:t>
+        <w:t xml:space="preserve">36</w:t>
+      </w:r>
+      <w:r>
+        <w:tab/>
+        <w:t xml:space="preserve">1:40:17.9</w:t>
+      </w:r>
+      <w:r>
+        <w:tab/>
+        <w:t xml:space="preserve">42</w:t>
+      </w:r>
+      <w:r>
+        <w:tab/>
+        <w:t xml:space="preserve">Величка Котиркова</w:t>
       </w:r>
       <w:r>
         <w:br/>
@@ -8528,19 +9413,19 @@
         <w:t xml:space="preserve"/>
       </w:r>
       <w:r>
-        <w:t xml:space="preserve">16</w:t>
-      </w:r>
-      <w:r>
-        <w:tab/>
-        <w:t xml:space="preserve">1:00:15.7</w:t>
-      </w:r>
-      <w:r>
-        <w:tab/>
-        <w:t xml:space="preserve">109</w:t>
-      </w:r>
-      <w:r>
-        <w:tab/>
-        <w:t xml:space="preserve">Красимир Гергов</w:t>
+        <w:t xml:space="preserve">37</w:t>
+      </w:r>
+      <w:r>
+        <w:tab/>
+        <w:t xml:space="preserve">1:44:51.2</w:t>
+      </w:r>
+      <w:r>
+        <w:tab/>
+        <w:t xml:space="preserve">53</w:t>
+      </w:r>
+      <w:r>
+        <w:tab/>
+        <w:t xml:space="preserve">Владимир Ангелов</w:t>
       </w:r>
       <w:r>
         <w:br/>
@@ -8558,603 +9443,24 @@
         <w:t xml:space="preserve"/>
       </w:r>
       <w:r>
-        <w:t xml:space="preserve">17</w:t>
-      </w:r>
-      <w:r>
-        <w:tab/>
-        <w:t xml:space="preserve">1:00:20.7</w:t>
-      </w:r>
-      <w:r>
-        <w:tab/>
-        <w:t xml:space="preserve">90</w:t>
-      </w:r>
-      <w:r>
-        <w:tab/>
-        <w:t xml:space="preserve">Емил Филипов</w:t>
+        <w:t xml:space="preserve">38</w:t>
+      </w:r>
+      <w:r>
+        <w:tab/>
+        <w:t xml:space="preserve">2:10:28.7</w:t>
+      </w:r>
+      <w:r>
+        <w:tab/>
+        <w:t xml:space="preserve">105</w:t>
+      </w:r>
+      <w:r>
+        <w:tab/>
+        <w:t xml:space="preserve">Камелия Божилова</w:t>
       </w:r>
       <w:r>
         <w:br/>
       </w:r>
       <w:r>
-        <w:t xml:space="preserve"/>
-      </w:r>
-      <w:r>
-        <w:t xml:space="preserve"/>
-      </w:r>
-      <w:r>
-        <w:rPr>
-          <w:lang w:val="en-US"/>
-        </w:rPr>
-        <w:t xml:space="preserve"/>
-      </w:r>
-      <w:r>
-        <w:t xml:space="preserve">18</w:t>
-      </w:r>
-      <w:r>
-        <w:tab/>
-        <w:t xml:space="preserve">1:01:47.5</w:t>
-      </w:r>
-      <w:r>
-        <w:tab/>
-        <w:t xml:space="preserve">174</w:t>
-      </w:r>
-      <w:r>
-        <w:tab/>
-        <w:t xml:space="preserve">Янко Месьов</w:t>
-      </w:r>
-      <w:r>
-        <w:br/>
-      </w:r>
-      <w:r>
-        <w:t xml:space="preserve"/>
-      </w:r>
-      <w:r>
-        <w:t xml:space="preserve"/>
-      </w:r>
-      <w:r>
-        <w:rPr>
-          <w:lang w:val="en-US"/>
-        </w:rPr>
-        <w:t xml:space="preserve"/>
-      </w:r>
-      <w:r>
-        <w:t xml:space="preserve">19</w:t>
-      </w:r>
-      <w:r>
-        <w:tab/>
-        <w:t xml:space="preserve">1:03:15.8</w:t>
-      </w:r>
-      <w:r>
-        <w:tab/>
-        <w:t xml:space="preserve">163</w:t>
-      </w:r>
-      <w:r>
-        <w:tab/>
-        <w:t xml:space="preserve">Славчо Тумбев</w:t>
-      </w:r>
-      <w:r>
-        <w:br/>
-      </w:r>
-      <w:r>
-        <w:t xml:space="preserve"/>
-      </w:r>
-      <w:r>
-        <w:t xml:space="preserve"/>
-      </w:r>
-      <w:r>
-        <w:rPr>
-          <w:lang w:val="en-US"/>
-        </w:rPr>
-        <w:t xml:space="preserve"/>
-      </w:r>
-      <w:r>
-        <w:t xml:space="preserve">20</w:t>
-      </w:r>
-      <w:r>
-        <w:tab/>
-        <w:t xml:space="preserve">1:03:40.6</w:t>
-      </w:r>
-      <w:r>
-        <w:tab/>
-        <w:t xml:space="preserve">214</w:t>
-      </w:r>
-      <w:r>
-        <w:tab/>
-        <w:t xml:space="preserve">Влади Веков</w:t>
-      </w:r>
-      <w:r>
-        <w:br/>
-      </w:r>
-      <w:r>
-        <w:t xml:space="preserve"/>
-      </w:r>
-      <w:r>
-        <w:t xml:space="preserve"/>
-      </w:r>
-      <w:r>
-        <w:rPr>
-          <w:lang w:val="en-US"/>
-        </w:rPr>
-        <w:t xml:space="preserve"/>
-      </w:r>
-      <w:r>
-        <w:t xml:space="preserve">21</w:t>
-      </w:r>
-      <w:r>
-        <w:tab/>
-        <w:t xml:space="preserve">1:05:29.1</w:t>
-      </w:r>
-      <w:r>
-        <w:tab/>
-        <w:t xml:space="preserve">190</w:t>
-      </w:r>
-      <w:r>
-        <w:tab/>
-        <w:t xml:space="preserve">Костадин Ганчев</w:t>
-      </w:r>
-      <w:r>
-        <w:br/>
-      </w:r>
-      <w:r>
-        <w:t xml:space="preserve"/>
-      </w:r>
-      <w:r>
-        <w:t xml:space="preserve"/>
-      </w:r>
-      <w:r>
-        <w:rPr>
-          <w:lang w:val="en-US"/>
-        </w:rPr>
-        <w:t xml:space="preserve"/>
-      </w:r>
-      <w:r>
-        <w:t xml:space="preserve">22</w:t>
-      </w:r>
-      <w:r>
-        <w:tab/>
-        <w:t xml:space="preserve">1:05:58.2</w:t>
-      </w:r>
-      <w:r>
-        <w:tab/>
-        <w:t xml:space="preserve">24</w:t>
-      </w:r>
-      <w:r>
-        <w:tab/>
-        <w:t xml:space="preserve">Александър Грънчаров</w:t>
-      </w:r>
-      <w:r>
-        <w:br/>
-      </w:r>
-      <w:r>
-        <w:t xml:space="preserve"/>
-      </w:r>
-      <w:r>
-        <w:t xml:space="preserve"/>
-      </w:r>
-      <w:r>
-        <w:rPr>
-          <w:lang w:val="en-US"/>
-        </w:rPr>
-        <w:t xml:space="preserve"/>
-      </w:r>
-      <w:r>
-        <w:t xml:space="preserve">23</w:t>
-      </w:r>
-      <w:r>
-        <w:tab/>
-        <w:t xml:space="preserve">1:06:50.8</w:t>
-      </w:r>
-      <w:r>
-        <w:tab/>
-        <w:t xml:space="preserve">162</w:t>
-      </w:r>
-      <w:r>
-        <w:tab/>
-        <w:t xml:space="preserve">Славчо Тричков</w:t>
-      </w:r>
-      <w:r>
-        <w:br/>
-      </w:r>
-      <w:r>
-        <w:t xml:space="preserve"/>
-      </w:r>
-      <w:r>
-        <w:t xml:space="preserve"/>
-      </w:r>
-      <w:r>
-        <w:rPr>
-          <w:lang w:val="en-US"/>
-        </w:rPr>
-        <w:t xml:space="preserve"/>
-      </w:r>
-      <w:r>
-        <w:t xml:space="preserve">24</w:t>
-      </w:r>
-      <w:r>
-        <w:tab/>
-        <w:t xml:space="preserve">1:08:18.9</w:t>
-      </w:r>
-      <w:r>
-        <w:tab/>
-        <w:t xml:space="preserve">138</w:t>
-      </w:r>
-      <w:r>
-        <w:tab/>
-        <w:t xml:space="preserve">Нина Чолева</w:t>
-      </w:r>
-      <w:r>
-        <w:br/>
-      </w:r>
-      <w:r>
-        <w:t xml:space="preserve"/>
-      </w:r>
-      <w:r>
-        <w:t xml:space="preserve"/>
-      </w:r>
-      <w:r>
-        <w:rPr>
-          <w:lang w:val="en-US"/>
-        </w:rPr>
-        <w:t xml:space="preserve"/>
-      </w:r>
-      <w:r>
-        <w:t xml:space="preserve">25</w:t>
-      </w:r>
-      <w:r>
-        <w:tab/>
-        <w:t xml:space="preserve">1:08:52.7</w:t>
-      </w:r>
-      <w:r>
-        <w:tab/>
-        <w:t xml:space="preserve">171</w:t>
-      </w:r>
-      <w:r>
-        <w:tab/>
-        <w:t xml:space="preserve">Христо Топузов</w:t>
-      </w:r>
-      <w:r>
-        <w:br/>
-      </w:r>
-      <w:r>
-        <w:t xml:space="preserve"/>
-      </w:r>
-      <w:r>
-        <w:t xml:space="preserve"/>
-      </w:r>
-      <w:r>
-        <w:rPr>
-          <w:lang w:val="en-US"/>
-        </w:rPr>
-        <w:t xml:space="preserve"/>
-      </w:r>
-      <w:r>
-        <w:t xml:space="preserve">26</w:t>
-      </w:r>
-      <w:r>
-        <w:tab/>
-        <w:t xml:space="preserve">1:13:03.0</w:t>
-      </w:r>
-      <w:r>
-        <w:tab/>
-        <w:t xml:space="preserve">154</w:t>
-      </w:r>
-      <w:r>
-        <w:tab/>
-        <w:t xml:space="preserve">Радка Петкова</w:t>
-      </w:r>
-      <w:r>
-        <w:br/>
-      </w:r>
-      <w:r>
-        <w:t xml:space="preserve"/>
-      </w:r>
-      <w:r>
-        <w:t xml:space="preserve"/>
-      </w:r>
-      <w:r>
-        <w:rPr>
-          <w:lang w:val="en-US"/>
-        </w:rPr>
-        <w:t xml:space="preserve"/>
-      </w:r>
-      <w:r>
-        <w:t xml:space="preserve">27</w:t>
-      </w:r>
-      <w:r>
-        <w:tab/>
-        <w:t xml:space="preserve">1:16:55.1</w:t>
-      </w:r>
-      <w:r>
-        <w:tab/>
-        <w:t xml:space="preserve">8</w:t>
-      </w:r>
-      <w:r>
-        <w:tab/>
-        <w:t xml:space="preserve">Слави Асенов</w:t>
-      </w:r>
-      <w:r>
-        <w:br/>
-      </w:r>
-      <w:r>
-        <w:t xml:space="preserve"/>
-      </w:r>
-      <w:r>
-        <w:t xml:space="preserve"/>
-      </w:r>
-      <w:r>
-        <w:rPr>
-          <w:lang w:val="en-US"/>
-        </w:rPr>
-        <w:t xml:space="preserve"/>
-      </w:r>
-      <w:r>
-        <w:t xml:space="preserve">28</w:t>
-      </w:r>
-      <w:r>
-        <w:tab/>
-        <w:t xml:space="preserve">1:22:33.8</w:t>
-      </w:r>
-      <w:r>
-        <w:tab/>
-        <w:t xml:space="preserve">74</w:t>
-      </w:r>
-      <w:r>
-        <w:tab/>
-        <w:t xml:space="preserve">Димитър Димитров</w:t>
-      </w:r>
-      <w:r>
-        <w:br/>
-      </w:r>
-      <w:r>
-        <w:t xml:space="preserve"/>
-      </w:r>
-      <w:r>
-        <w:t xml:space="preserve"/>
-      </w:r>
-      <w:r>
-        <w:rPr>
-          <w:lang w:val="en-US"/>
-        </w:rPr>
-        <w:t xml:space="preserve"/>
-      </w:r>
-      <w:r>
-        <w:t xml:space="preserve">29</w:t>
-      </w:r>
-      <w:r>
-        <w:tab/>
-        <w:t xml:space="preserve">1:22:47.7</w:t>
-      </w:r>
-      <w:r>
-        <w:tab/>
-        <w:t xml:space="preserve">148</w:t>
-      </w:r>
-      <w:r>
-        <w:tab/>
-        <w:t xml:space="preserve">Петър Рангелов</w:t>
-      </w:r>
-      <w:r>
-        <w:br/>
-      </w:r>
-      <w:r>
-        <w:t xml:space="preserve"/>
-      </w:r>
-      <w:r>
-        <w:t xml:space="preserve"/>
-      </w:r>
-      <w:r>
-        <w:rPr>
-          <w:lang w:val="en-US"/>
-        </w:rPr>
-        <w:t xml:space="preserve"/>
-      </w:r>
-      <w:r>
-        <w:t xml:space="preserve">30</w:t>
-      </w:r>
-      <w:r>
-        <w:tab/>
-        <w:t xml:space="preserve">1:27:43.8</w:t>
-      </w:r>
-      <w:r>
-        <w:tab/>
-        <w:t xml:space="preserve">208</w:t>
-      </w:r>
-      <w:r>
-        <w:tab/>
-        <w:t xml:space="preserve">Райна Коюва</w:t>
-      </w:r>
-      <w:r>
-        <w:br/>
-      </w:r>
-      <w:r>
-        <w:t xml:space="preserve"/>
-      </w:r>
-      <w:r>
-        <w:t xml:space="preserve"/>
-      </w:r>
-      <w:r>
-        <w:rPr>
-          <w:lang w:val="en-US"/>
-        </w:rPr>
-        <w:t xml:space="preserve"/>
-      </w:r>
-      <w:r>
-        <w:t xml:space="preserve">31</w:t>
-      </w:r>
-      <w:r>
-        <w:tab/>
-        <w:t xml:space="preserve">1:32:16.8</w:t>
-      </w:r>
-      <w:r>
-        <w:tab/>
-        <w:t xml:space="preserve">78</w:t>
-      </w:r>
-      <w:r>
-        <w:tab/>
-        <w:t xml:space="preserve">Димитър Стоянов</w:t>
-      </w:r>
-      <w:r>
-        <w:br/>
-      </w:r>
-      <w:r>
-        <w:t xml:space="preserve"/>
-      </w:r>
-      <w:r>
-        <w:t xml:space="preserve"/>
-      </w:r>
-      <w:r>
-        <w:rPr>
-          <w:lang w:val="en-US"/>
-        </w:rPr>
-        <w:t xml:space="preserve"/>
-      </w:r>
-      <w:r>
-        <w:t xml:space="preserve">32</w:t>
-      </w:r>
-      <w:r>
-        <w:tab/>
-        <w:t xml:space="preserve">1:34:20.1</w:t>
-      </w:r>
-      <w:r>
-        <w:tab/>
-        <w:t xml:space="preserve">91</w:t>
-      </w:r>
-      <w:r>
-        <w:tab/>
-        <w:t xml:space="preserve">Емилия Драгосинова</w:t>
-      </w:r>
-      <w:r>
-        <w:br/>
-      </w:r>
-      <w:r>
-        <w:t xml:space="preserve"/>
-      </w:r>
-      <w:r>
-        <w:t xml:space="preserve"/>
-      </w:r>
-      <w:r>
-        <w:rPr>
-          <w:lang w:val="en-US"/>
-        </w:rPr>
-        <w:t xml:space="preserve"/>
-      </w:r>
-      <w:r>
-        <w:t xml:space="preserve">33</w:t>
-      </w:r>
-      <w:r>
-        <w:tab/>
-        <w:t xml:space="preserve">1:35:12.8</w:t>
-      </w:r>
-      <w:r>
-        <w:tab/>
-        <w:t xml:space="preserve">207</w:t>
-      </w:r>
-      <w:r>
-        <w:tab/>
-        <w:t xml:space="preserve">Асен Асенов</w:t>
-      </w:r>
-      <w:r>
-        <w:br/>
-      </w:r>
-      <w:r>
-        <w:t xml:space="preserve"/>
-      </w:r>
-      <w:r>
-        <w:t xml:space="preserve"/>
-      </w:r>
-      <w:r>
-        <w:rPr>
-          <w:lang w:val="en-US"/>
-        </w:rPr>
-        <w:t xml:space="preserve"/>
-      </w:r>
-      <w:r>
-        <w:t xml:space="preserve">34</w:t>
-      </w:r>
-      <w:r>
-        <w:tab/>
-        <w:t xml:space="preserve">1:40:17.9</w:t>
-      </w:r>
-      <w:r>
-        <w:tab/>
-        <w:t xml:space="preserve">42</w:t>
-      </w:r>
-      <w:r>
-        <w:tab/>
-        <w:t xml:space="preserve">Величка Котиркова</w:t>
-      </w:r>
-      <w:r>
-        <w:br/>
-      </w:r>
-      <w:r>
-        <w:t xml:space="preserve"/>
-      </w:r>
-      <w:r>
-        <w:t xml:space="preserve"/>
-      </w:r>
-      <w:r>
-        <w:rPr>
-          <w:lang w:val="en-US"/>
-        </w:rPr>
-        <w:t xml:space="preserve"/>
-      </w:r>
-      <w:r>
-        <w:t xml:space="preserve">35</w:t>
-      </w:r>
-      <w:r>
-        <w:tab/>
-        <w:t xml:space="preserve">1:44:51.2</w:t>
-      </w:r>
-      <w:r>
-        <w:tab/>
-        <w:t xml:space="preserve">53</w:t>
-      </w:r>
-      <w:r>
-        <w:tab/>
-        <w:t xml:space="preserve">Владимир Ангелов</w:t>
-      </w:r>
-      <w:r>
-        <w:br/>
-      </w:r>
-      <w:r>
-        <w:t xml:space="preserve"/>
-      </w:r>
-      <w:r>
-        <w:t xml:space="preserve"/>
-      </w:r>
-      <w:r>
-        <w:rPr>
-          <w:lang w:val="en-US"/>
-        </w:rPr>
-        <w:t xml:space="preserve"/>
-      </w:r>
-      <w:r>
-        <w:t xml:space="preserve">36</w:t>
-      </w:r>
-      <w:r>
-        <w:tab/>
-        <w:t xml:space="preserve">2:10:28.7</w:t>
-      </w:r>
-      <w:r>
-        <w:tab/>
-        <w:t xml:space="preserve">105</w:t>
-      </w:r>
-      <w:r>
-        <w:tab/>
-        <w:t xml:space="preserve">Камелия Божилова</w:t>
-      </w:r>
-      <w:r>
-        <w:br/>
-      </w:r>
-      <w:r>
-        <w:t xml:space="preserve"/>
-      </w:r>
-      <w:r>
-        <w:t xml:space="preserve"/>
-      </w:r>
-      <w:r>
-        <w:rPr>
-          <w:lang w:val="en-US"/>
-        </w:rPr>
         <w:t xml:space="preserve"/>
       </w:r>
       <w:r>
@@ -9602,7 +9908,7 @@
                 <w:sz w:val="20"/>
                 <w:szCs w:val="20"/>
               </w:rPr>
-              <w:t xml:space="preserve">13</w:t>
+              <w:t xml:space="preserve">12</w:t>
             </w:r>
           </w:p>
         </w:tc>
@@ -9624,7 +9930,7 @@
                 <w:sz w:val="20"/>
                 <w:szCs w:val="20"/>
               </w:rPr>
-              <w:t xml:space="preserve">5</w:t>
+              <w:t xml:space="preserve">4</w:t>
             </w:r>
           </w:p>
         </w:tc>
@@ -9692,7 +9998,7 @@
                 <w:sz w:val="20"/>
                 <w:szCs w:val="20"/>
               </w:rPr>
-              <w:t xml:space="preserve">18</w:t>
+              <w:t xml:space="preserve">13</w:t>
             </w:r>
           </w:p>
         </w:tc>
@@ -9714,7 +10020,7 @@
                 <w:sz w:val="20"/>
                 <w:szCs w:val="20"/>
               </w:rPr>
-              <w:t xml:space="preserve">9</w:t>
+              <w:t xml:space="preserve">5</w:t>
             </w:r>
           </w:p>
         </w:tc>
@@ -9736,7 +10042,7 @@
                 <w:sz w:val="20"/>
                 <w:szCs w:val="20"/>
               </w:rPr>
-              <w:t xml:space="preserve">9</w:t>
+              <w:t xml:space="preserve">8</w:t>
             </w:r>
           </w:p>
         </w:tc>
@@ -10794,19 +11100,103 @@
         <w:t xml:space="preserve"/>
       </w:r>
       <w:r>
+        <w:t xml:space="preserve"/>
+      </w:r>
+      <w:r>
+        <w:rPr>
+          <w:lang w:val="en-US"/>
+        </w:rPr>
+        <w:t xml:space="preserve"/>
+      </w:r>
+      <w:r>
+        <w:t xml:space="preserve"/>
+      </w:r>
+      <w:r>
+        <w:rPr>
+          <w:lang w:val="en-US"/>
+        </w:rPr>
+        <w:t xml:space="preserve"/>
+      </w:r>
+      <w:r>
+        <w:t xml:space="preserve"/>
+      </w:r>
+      <w:r>
+        <w:rPr>
+          <w:lang w:val="en-US"/>
+        </w:rPr>
+        <w:t xml:space="preserve"/>
+      </w:r>
+      <w:r>
+        <w:t xml:space="preserve"/>
+      </w:r>
+      <w:r>
+        <w:rPr>
+          <w:lang w:val="en-US"/>
+        </w:rPr>
+        <w:t xml:space="preserve"/>
+      </w:r>
+      <w:r>
+        <w:t xml:space="preserve"/>
+      </w:r>
+      <w:r>
+        <w:rPr>
+          <w:lang w:val="en-US"/>
+        </w:rPr>
+        <w:t xml:space="preserve"/>
+      </w:r>
+      <w:r>
+        <w:t xml:space="preserve"/>
+      </w:r>
+      <w:r>
+        <w:rPr>
+          <w:lang w:val="en-US"/>
+        </w:rPr>
+        <w:t xml:space="preserve"/>
+      </w:r>
+      <w:r>
         <w:t xml:space="preserve">1</w:t>
       </w:r>
       <w:r>
         <w:tab/>
-        <w:t xml:space="preserve">0:43:59.8</w:t>
-      </w:r>
-      <w:r>
-        <w:tab/>
+        <w:t xml:space="preserve">0:49:22.6</w:t>
+      </w:r>
+      <w:r>
+        <w:tab/>
+        <w:t xml:space="preserve">164</w:t>
+      </w:r>
+      <w:r>
+        <w:tab/>
+        <w:t xml:space="preserve">Стамена Вълчева</w:t>
+      </w:r>
+      <w:r>
+        <w:br/>
+      </w:r>
+      <w:r>
+        <w:t xml:space="preserve"/>
+      </w:r>
+      <w:r>
+        <w:t xml:space="preserve"/>
+      </w:r>
+      <w:r>
+        <w:rPr>
+          <w:lang w:val="en-US"/>
+        </w:rPr>
+        <w:t xml:space="preserve"/>
+      </w:r>
+      <w:r>
         <w:t xml:space="preserve">2</w:t>
       </w:r>
       <w:r>
         <w:tab/>
-        <w:t xml:space="preserve">Кристиян Кобер</w:t>
+        <w:t xml:space="preserve">0:55:16.4</w:t>
+      </w:r>
+      <w:r>
+        <w:tab/>
+        <w:t xml:space="preserve">76</w:t>
+      </w:r>
+      <w:r>
+        <w:tab/>
+        <w:t xml:space="preserve">Димитър Мавродиев</w:t>
       </w:r>
       <w:r>
         <w:br/>
@@ -10824,19 +11214,19 @@
         <w:t xml:space="preserve"/>
       </w:r>
       <w:r>
-        <w:t xml:space="preserve">2</w:t>
-      </w:r>
-      <w:r>
-        <w:tab/>
-        <w:t xml:space="preserve">0:49:22.6</w:t>
-      </w:r>
-      <w:r>
-        <w:tab/>
-        <w:t xml:space="preserve">164</w:t>
-      </w:r>
-      <w:r>
-        <w:tab/>
-        <w:t xml:space="preserve">Стамена Вълчева</w:t>
+        <w:t xml:space="preserve">3</w:t>
+      </w:r>
+      <w:r>
+        <w:tab/>
+        <w:t xml:space="preserve">1:10:27.7</w:t>
+      </w:r>
+      <w:r>
+        <w:tab/>
+        <w:t xml:space="preserve">46</w:t>
+      </w:r>
+      <w:r>
+        <w:tab/>
+        <w:t xml:space="preserve">Весела Димитрова</w:t>
       </w:r>
       <w:r>
         <w:br/>
@@ -10854,19 +11244,19 @@
         <w:t xml:space="preserve"/>
       </w:r>
       <w:r>
-        <w:t xml:space="preserve">3</w:t>
-      </w:r>
-      <w:r>
-        <w:tab/>
-        <w:t xml:space="preserve">0:55:16.4</w:t>
-      </w:r>
-      <w:r>
-        <w:tab/>
-        <w:t xml:space="preserve">76</w:t>
-      </w:r>
-      <w:r>
-        <w:tab/>
-        <w:t xml:space="preserve">Димитър Мавродиев</w:t>
+        <w:t xml:space="preserve">4</w:t>
+      </w:r>
+      <w:r>
+        <w:tab/>
+        <w:t xml:space="preserve">1:13:22.5</w:t>
+      </w:r>
+      <w:r>
+        <w:tab/>
+        <w:t xml:space="preserve">38</w:t>
+      </w:r>
+      <w:r>
+        <w:tab/>
+        <w:t xml:space="preserve">Борислав Димитров</w:t>
       </w:r>
       <w:r>
         <w:br/>
@@ -10884,19 +11274,19 @@
         <w:t xml:space="preserve"/>
       </w:r>
       <w:r>
-        <w:t xml:space="preserve">4</w:t>
-      </w:r>
-      <w:r>
-        <w:tab/>
-        <w:t xml:space="preserve">1:10:27.7</w:t>
-      </w:r>
-      <w:r>
-        <w:tab/>
-        <w:t xml:space="preserve">46</w:t>
-      </w:r>
-      <w:r>
-        <w:tab/>
-        <w:t xml:space="preserve">Весела Димитрова</w:t>
+        <w:t xml:space="preserve">5</w:t>
+      </w:r>
+      <w:r>
+        <w:tab/>
+        <w:t xml:space="preserve">1:15:59.2</w:t>
+      </w:r>
+      <w:r>
+        <w:tab/>
+        <w:t xml:space="preserve">92</w:t>
+      </w:r>
+      <w:r>
+        <w:tab/>
+        <w:t xml:space="preserve">Ива Николова</w:t>
       </w:r>
       <w:r>
         <w:br/>
@@ -10914,19 +11304,19 @@
         <w:t xml:space="preserve"/>
       </w:r>
       <w:r>
-        <w:t xml:space="preserve">5</w:t>
-      </w:r>
-      <w:r>
-        <w:tab/>
-        <w:t xml:space="preserve">1:13:22.5</w:t>
-      </w:r>
-      <w:r>
-        <w:tab/>
-        <w:t xml:space="preserve">38</w:t>
-      </w:r>
-      <w:r>
-        <w:tab/>
-        <w:t xml:space="preserve">Борислав Димитров</w:t>
+        <w:t xml:space="preserve">6</w:t>
+      </w:r>
+      <w:r>
+        <w:tab/>
+        <w:t xml:space="preserve">1:17:23.9</w:t>
+      </w:r>
+      <w:r>
+        <w:tab/>
+        <w:t xml:space="preserve">84</w:t>
+      </w:r>
+      <w:r>
+        <w:tab/>
+        <w:t xml:space="preserve">Елена Татарска</w:t>
       </w:r>
       <w:r>
         <w:br/>
@@ -10944,19 +11334,19 @@
         <w:t xml:space="preserve"/>
       </w:r>
       <w:r>
-        <w:t xml:space="preserve">6</w:t>
-      </w:r>
-      <w:r>
-        <w:tab/>
-        <w:t xml:space="preserve">1:15:59.2</w:t>
-      </w:r>
-      <w:r>
-        <w:tab/>
-        <w:t xml:space="preserve">92</w:t>
-      </w:r>
-      <w:r>
-        <w:tab/>
-        <w:t xml:space="preserve">Ива Николова</w:t>
+        <w:t xml:space="preserve">7</w:t>
+      </w:r>
+      <w:r>
+        <w:tab/>
+        <w:t xml:space="preserve">1:26:38.5</w:t>
+      </w:r>
+      <w:r>
+        <w:tab/>
+        <w:t xml:space="preserve">205</w:t>
+      </w:r>
+      <w:r>
+        <w:tab/>
+        <w:t xml:space="preserve">Петър Петров</w:t>
       </w:r>
       <w:r>
         <w:br/>
@@ -10974,19 +11364,19 @@
         <w:t xml:space="preserve"/>
       </w:r>
       <w:r>
-        <w:t xml:space="preserve">7</w:t>
-      </w:r>
-      <w:r>
-        <w:tab/>
-        <w:t xml:space="preserve">1:17:23.9</w:t>
-      </w:r>
-      <w:r>
-        <w:tab/>
-        <w:t xml:space="preserve">84</w:t>
-      </w:r>
-      <w:r>
-        <w:tab/>
-        <w:t xml:space="preserve">Елена Татарска</w:t>
+        <w:t xml:space="preserve">8</w:t>
+      </w:r>
+      <w:r>
+        <w:tab/>
+        <w:t xml:space="preserve">1:31:43.2</w:t>
+      </w:r>
+      <w:r>
+        <w:tab/>
+        <w:t xml:space="preserve">118</w:t>
+      </w:r>
+      <w:r>
+        <w:tab/>
+        <w:t xml:space="preserve">Мариана Денева</w:t>
       </w:r>
       <w:r>
         <w:br/>
@@ -11004,19 +11394,19 @@
         <w:t xml:space="preserve"/>
       </w:r>
       <w:r>
-        <w:t xml:space="preserve">8</w:t>
-      </w:r>
-      <w:r>
-        <w:tab/>
-        <w:t xml:space="preserve">1:26:38.5</w:t>
-      </w:r>
-      <w:r>
-        <w:tab/>
-        <w:t xml:space="preserve">205</w:t>
-      </w:r>
-      <w:r>
-        <w:tab/>
-        <w:t xml:space="preserve">Петър Петров</w:t>
+        <w:t xml:space="preserve">9</w:t>
+      </w:r>
+      <w:r>
+        <w:tab/>
+        <w:t xml:space="preserve">1:49:30.4</w:t>
+      </w:r>
+      <w:r>
+        <w:tab/>
+        <w:t xml:space="preserve">189</w:t>
+      </w:r>
+      <w:r>
+        <w:tab/>
+        <w:t xml:space="preserve">Катя Глушкова</w:t>
       </w:r>
       <w:r>
         <w:br/>
@@ -11034,19 +11424,19 @@
         <w:t xml:space="preserve"/>
       </w:r>
       <w:r>
-        <w:t xml:space="preserve">9</w:t>
-      </w:r>
-      <w:r>
-        <w:tab/>
-        <w:t xml:space="preserve">1:31:43.2</w:t>
-      </w:r>
-      <w:r>
-        <w:tab/>
-        <w:t xml:space="preserve">118</w:t>
-      </w:r>
-      <w:r>
-        <w:tab/>
-        <w:t xml:space="preserve">Мариана Денева</w:t>
+        <w:t xml:space="preserve">10</w:t>
+      </w:r>
+      <w:r>
+        <w:tab/>
+        <w:t xml:space="preserve">2:05:05.4</w:t>
+      </w:r>
+      <w:r>
+        <w:tab/>
+        <w:t xml:space="preserve">85</w:t>
+      </w:r>
+      <w:r>
+        <w:tab/>
+        <w:t xml:space="preserve">Елена Ташева</w:t>
       </w:r>
       <w:r>
         <w:br/>
@@ -11064,19 +11454,19 @@
         <w:t xml:space="preserve"/>
       </w:r>
       <w:r>
-        <w:t xml:space="preserve">10</w:t>
-      </w:r>
-      <w:r>
-        <w:tab/>
-        <w:t xml:space="preserve">1:49:30.4</w:t>
-      </w:r>
-      <w:r>
-        <w:tab/>
-        <w:t xml:space="preserve">189</w:t>
-      </w:r>
-      <w:r>
-        <w:tab/>
-        <w:t xml:space="preserve">Катя Глушкова</w:t>
+        <w:t xml:space="preserve">11</w:t>
+      </w:r>
+      <w:r>
+        <w:tab/>
+        <w:t xml:space="preserve">2:16:29.6</w:t>
+      </w:r>
+      <w:r>
+        <w:tab/>
+        <w:t xml:space="preserve">202</w:t>
+      </w:r>
+      <w:r>
+        <w:tab/>
+        <w:t xml:space="preserve">Паул Чапман</w:t>
       </w:r>
       <w:r>
         <w:br/>
@@ -11094,67 +11484,7 @@
         <w:t xml:space="preserve"/>
       </w:r>
       <w:r>
-        <w:t xml:space="preserve">11</w:t>
-      </w:r>
-      <w:r>
-        <w:tab/>
-        <w:t xml:space="preserve">2:05:05.4</w:t>
-      </w:r>
-      <w:r>
-        <w:tab/>
-        <w:t xml:space="preserve">85</w:t>
-      </w:r>
-      <w:r>
-        <w:tab/>
-        <w:t xml:space="preserve">Елена Ташева</w:t>
-      </w:r>
-      <w:r>
-        <w:br/>
-      </w:r>
-      <w:r>
-        <w:t xml:space="preserve"/>
-      </w:r>
-      <w:r>
-        <w:t xml:space="preserve"/>
-      </w:r>
-      <w:r>
-        <w:rPr>
-          <w:lang w:val="en-US"/>
-        </w:rPr>
-        <w:t xml:space="preserve"/>
-      </w:r>
-      <w:r>
         <w:t xml:space="preserve">12</w:t>
-      </w:r>
-      <w:r>
-        <w:tab/>
-        <w:t xml:space="preserve">2:16:29.6</w:t>
-      </w:r>
-      <w:r>
-        <w:tab/>
-        <w:t xml:space="preserve">202</w:t>
-      </w:r>
-      <w:r>
-        <w:tab/>
-        <w:t xml:space="preserve">Паул Чапман</w:t>
-      </w:r>
-      <w:r>
-        <w:br/>
-      </w:r>
-      <w:r>
-        <w:t xml:space="preserve"/>
-      </w:r>
-      <w:r>
-        <w:t xml:space="preserve"/>
-      </w:r>
-      <w:r>
-        <w:rPr>
-          <w:lang w:val="en-US"/>
-        </w:rPr>
-        <w:t xml:space="preserve"/>
-      </w:r>
-      <w:r>
-        <w:t xml:space="preserve">13</w:t>
       </w:r>
       <w:r>
         <w:tab/>
@@ -12820,11 +13150,146 @@
         <w:t xml:space="preserve"/>
       </w:r>
       <w:r>
+        <w:t xml:space="preserve"/>
+      </w:r>
+      <w:r>
+        <w:rPr>
+          <w:lang w:val="en-US"/>
+        </w:rPr>
+        <w:t xml:space="preserve"/>
+      </w:r>
+      <w:r>
+        <w:t xml:space="preserve"/>
+      </w:r>
+      <w:r>
+        <w:rPr>
+          <w:lang w:val="en-US"/>
+        </w:rPr>
+        <w:t xml:space="preserve"/>
+      </w:r>
+      <w:r>
+        <w:t xml:space="preserve"/>
+      </w:r>
+      <w:r>
+        <w:rPr>
+          <w:lang w:val="en-US"/>
+        </w:rPr>
+        <w:t xml:space="preserve"/>
+      </w:r>
+      <w:r>
+        <w:t xml:space="preserve"/>
+      </w:r>
+      <w:r>
+        <w:rPr>
+          <w:lang w:val="en-US"/>
+        </w:rPr>
+        <w:t xml:space="preserve"/>
+      </w:r>
+      <w:r>
+        <w:t xml:space="preserve"/>
+      </w:r>
+      <w:r>
+        <w:rPr>
+          <w:lang w:val="en-US"/>
+        </w:rPr>
+        <w:t xml:space="preserve"/>
+      </w:r>
+      <w:r>
         <w:t xml:space="preserve">1</w:t>
       </w:r>
       <w:r>
         <w:tab/>
-        <w:t xml:space="preserve">0:56:41.6</w:t>
+        <w:t xml:space="preserve">1:19:38.9</w:t>
+      </w:r>
+      <w:r>
+        <w:tab/>
+        <w:t xml:space="preserve">209</w:t>
+      </w:r>
+      <w:r>
+        <w:tab/>
+        <w:t xml:space="preserve">Робин Хамилтън</w:t>
+      </w:r>
+      <w:r>
+        <w:br/>
+      </w:r>
+      <w:r>
+        <w:t xml:space="preserve"/>
+      </w:r>
+      <w:r>
+        <w:t xml:space="preserve"/>
+      </w:r>
+      <w:r>
+        <w:rPr>
+          <w:lang w:val="en-US"/>
+        </w:rPr>
+        <w:t xml:space="preserve"/>
+      </w:r>
+      <w:r>
+        <w:t xml:space="preserve">2</w:t>
+      </w:r>
+      <w:r>
+        <w:tab/>
+        <w:t xml:space="preserve">1:28:06.8</w:t>
+      </w:r>
+      <w:r>
+        <w:tab/>
+        <w:t xml:space="preserve">144</w:t>
+      </w:r>
+      <w:r>
+        <w:tab/>
+        <w:t xml:space="preserve">Петър Бонев</w:t>
+      </w:r>
+      <w:r>
+        <w:br/>
+      </w:r>
+      <w:r>
+        <w:t xml:space="preserve"/>
+      </w:r>
+      <w:r>
+        <w:t xml:space="preserve"/>
+      </w:r>
+      <w:r>
+        <w:rPr>
+          <w:lang w:val="en-US"/>
+        </w:rPr>
+        <w:t xml:space="preserve"/>
+      </w:r>
+      <w:r>
+        <w:t xml:space="preserve">3</w:t>
+      </w:r>
+      <w:r>
+        <w:tab/>
+        <w:t xml:space="preserve">1:31:44.4</w:t>
+      </w:r>
+      <w:r>
+        <w:tab/>
+        <w:t xml:space="preserve">150</w:t>
+      </w:r>
+      <w:r>
+        <w:tab/>
+        <w:t xml:space="preserve">Александър Шопов</w:t>
+      </w:r>
+      <w:r>
+        <w:br/>
+      </w:r>
+      <w:r>
+        <w:t xml:space="preserve"/>
+      </w:r>
+      <w:r>
+        <w:t xml:space="preserve"/>
+      </w:r>
+      <w:r>
+        <w:rPr>
+          <w:lang w:val="en-US"/>
+        </w:rPr>
+        <w:t xml:space="preserve"/>
+      </w:r>
+      <w:r>
+        <w:t xml:space="preserve">4</w:t>
+      </w:r>
+      <w:r>
+        <w:tab/>
+        <w:t xml:space="preserve">1:41:40.3</w:t>
       </w:r>
       <w:r>
         <w:tab/>
@@ -12833,96 +13298,6 @@
       <w:r>
         <w:tab/>
         <w:t xml:space="preserve">Люба Хлебарова</w:t>
-      </w:r>
-      <w:r>
-        <w:br/>
-      </w:r>
-      <w:r>
-        <w:t xml:space="preserve"/>
-      </w:r>
-      <w:r>
-        <w:t xml:space="preserve"/>
-      </w:r>
-      <w:r>
-        <w:rPr>
-          <w:lang w:val="en-US"/>
-        </w:rPr>
-        <w:t xml:space="preserve"/>
-      </w:r>
-      <w:r>
-        <w:t xml:space="preserve">2</w:t>
-      </w:r>
-      <w:r>
-        <w:tab/>
-        <w:t xml:space="preserve">1:19:38.9</w:t>
-      </w:r>
-      <w:r>
-        <w:tab/>
-        <w:t xml:space="preserve">209</w:t>
-      </w:r>
-      <w:r>
-        <w:tab/>
-        <w:t xml:space="preserve">Робин Хамилтън</w:t>
-      </w:r>
-      <w:r>
-        <w:br/>
-      </w:r>
-      <w:r>
-        <w:t xml:space="preserve"/>
-      </w:r>
-      <w:r>
-        <w:t xml:space="preserve"/>
-      </w:r>
-      <w:r>
-        <w:rPr>
-          <w:lang w:val="en-US"/>
-        </w:rPr>
-        <w:t xml:space="preserve"/>
-      </w:r>
-      <w:r>
-        <w:t xml:space="preserve">3</w:t>
-      </w:r>
-      <w:r>
-        <w:tab/>
-        <w:t xml:space="preserve">1:28:06.8</w:t>
-      </w:r>
-      <w:r>
-        <w:tab/>
-        <w:t xml:space="preserve">144</w:t>
-      </w:r>
-      <w:r>
-        <w:tab/>
-        <w:t xml:space="preserve">Петър Бонев</w:t>
-      </w:r>
-      <w:r>
-        <w:br/>
-      </w:r>
-      <w:r>
-        <w:t xml:space="preserve"/>
-      </w:r>
-      <w:r>
-        <w:t xml:space="preserve"/>
-      </w:r>
-      <w:r>
-        <w:rPr>
-          <w:lang w:val="en-US"/>
-        </w:rPr>
-        <w:t xml:space="preserve"/>
-      </w:r>
-      <w:r>
-        <w:t xml:space="preserve">4</w:t>
-      </w:r>
-      <w:r>
-        <w:tab/>
-        <w:t xml:space="preserve">1:31:44.4</w:t>
-      </w:r>
-      <w:r>
-        <w:tab/>
-        <w:t xml:space="preserve">150</w:t>
-      </w:r>
-      <w:r>
-        <w:tab/>
-        <w:t xml:space="preserve">Александър Шопов</w:t>
       </w:r>
       <w:r>
         <w:br/>
@@ -13342,7 +13717,7 @@
                 <w:sz w:val="20"/>
                 <w:szCs w:val="20"/>
               </w:rPr>
-              <w:t xml:space="preserve">2</w:t>
+              <w:t xml:space="preserve">1</w:t>
             </w:r>
           </w:p>
         </w:tc>
@@ -13364,7 +13739,7 @@
                 <w:sz w:val="20"/>
                 <w:szCs w:val="20"/>
               </w:rPr>
-              <w:t xml:space="preserve">2</w:t>
+              <w:t xml:space="preserve">1</w:t>
             </w:r>
           </w:p>
         </w:tc>
@@ -13417,6 +13792,51 @@
           <w:lang w:val="en-US"/>
         </w:rPr>
       </w:pPr>
+      <w:r>
+        <w:t xml:space="preserve"/>
+      </w:r>
+      <w:r>
+        <w:rPr>
+          <w:lang w:val="en-US"/>
+        </w:rPr>
+        <w:t xml:space="preserve"/>
+      </w:r>
+      <w:r>
+        <w:t xml:space="preserve"/>
+      </w:r>
+      <w:r>
+        <w:rPr>
+          <w:lang w:val="en-US"/>
+        </w:rPr>
+        <w:t xml:space="preserve"/>
+      </w:r>
+      <w:r>
+        <w:t xml:space="preserve"/>
+      </w:r>
+      <w:r>
+        <w:rPr>
+          <w:lang w:val="en-US"/>
+        </w:rPr>
+        <w:t xml:space="preserve"/>
+      </w:r>
+      <w:r>
+        <w:t xml:space="preserve"/>
+      </w:r>
+      <w:r>
+        <w:rPr>
+          <w:lang w:val="en-US"/>
+        </w:rPr>
+        <w:t xml:space="preserve"/>
+      </w:r>
+      <w:r>
+        <w:t xml:space="preserve"/>
+      </w:r>
+      <w:r>
+        <w:rPr>
+          <w:lang w:val="en-US"/>
+        </w:rPr>
+        <w:t xml:space="preserve"/>
+      </w:r>
       <w:r>
         <w:t xml:space="preserve"/>
       </w:r>
